--- a/Introduction.docx
+++ b/Introduction.docx
@@ -37,15 +37,7 @@
     </w:p>
     <w:p>
       <w:r>
-        <w:t xml:space="preserve">The capstone emphasises the application of SQL, Python, Machine Learning, and </w:t>
-      </w:r>
-      <w:proofErr w:type="spellStart"/>
-      <w:r>
-        <w:t>MLOps</w:t>
-      </w:r>
-      <w:proofErr w:type="spellEnd"/>
-      <w:r>
-        <w:t xml:space="preserve"> practices to solve operational and financial challenges faced by hospital leadership, clinical teams, and finance departments.</w:t>
+        <w:t>The capstone emphasises the application of SQL, Python, Machine Learning, and MLOps practices to solve operational and financial challenges faced by hospital leadership, clinical teams, and finance departments.</w:t>
       </w:r>
     </w:p>
     <w:p>
@@ -292,15 +284,7 @@
       </w:r>
       <w:r>
         <w:br/>
-        <w:t xml:space="preserve">You must load these CSV files into a relational SQL database of your choice (for example, MySQL, PostgreSQL, or SQL Server) and design your analytics and </w:t>
-      </w:r>
-      <w:proofErr w:type="spellStart"/>
-      <w:r>
-        <w:t>modeling</w:t>
-      </w:r>
-      <w:proofErr w:type="spellEnd"/>
-      <w:r>
-        <w:t xml:space="preserve"> workflows on top of the SQL layer.</w:t>
+        <w:t>You must load these CSV files into a relational SQL database of your choice (for example, MySQL, PostgreSQL, or SQL Server) and design your analytics and modeling workflows on top of the SQL layer.</w:t>
       </w:r>
       <w:r>
         <w:br/>
@@ -928,11 +912,9 @@
             <w:hideMark/>
           </w:tcPr>
           <w:p>
-            <w:proofErr w:type="spellStart"/>
             <w:r>
               <w:t>patient_id</w:t>
             </w:r>
-            <w:proofErr w:type="spellEnd"/>
           </w:p>
         </w:tc>
         <w:tc>
@@ -1238,11 +1220,9 @@
             <w:hideMark/>
           </w:tcPr>
           <w:p>
-            <w:proofErr w:type="spellStart"/>
             <w:r>
               <w:t>insurance_provider</w:t>
             </w:r>
-            <w:proofErr w:type="spellEnd"/>
           </w:p>
         </w:tc>
         <w:tc>
@@ -1317,11 +1297,9 @@
             <w:hideMark/>
           </w:tcPr>
           <w:p>
-            <w:proofErr w:type="spellStart"/>
             <w:r>
               <w:t>chronic_flag</w:t>
             </w:r>
-            <w:proofErr w:type="spellEnd"/>
           </w:p>
         </w:tc>
         <w:tc>
@@ -1396,11 +1374,9 @@
             <w:hideMark/>
           </w:tcPr>
           <w:p>
-            <w:proofErr w:type="spellStart"/>
             <w:r>
               <w:t>registration_date</w:t>
             </w:r>
-            <w:proofErr w:type="spellEnd"/>
           </w:p>
         </w:tc>
         <w:tc>
@@ -1597,12 +1573,10 @@
             <w:hideMark/>
           </w:tcPr>
           <w:p>
-            <w:proofErr w:type="spellStart"/>
             <w:r>
               <w:lastRenderedPageBreak/>
               <w:t>visit_id</w:t>
             </w:r>
-            <w:proofErr w:type="spellEnd"/>
           </w:p>
         </w:tc>
         <w:tc>
@@ -1677,11 +1651,9 @@
             <w:hideMark/>
           </w:tcPr>
           <w:p>
-            <w:proofErr w:type="spellStart"/>
             <w:r>
               <w:t>patient_id</w:t>
             </w:r>
-            <w:proofErr w:type="spellEnd"/>
           </w:p>
         </w:tc>
         <w:tc>
@@ -1756,11 +1728,9 @@
             <w:hideMark/>
           </w:tcPr>
           <w:p>
-            <w:proofErr w:type="spellStart"/>
             <w:r>
               <w:t>visit_date</w:t>
             </w:r>
-            <w:proofErr w:type="spellEnd"/>
           </w:p>
         </w:tc>
         <w:tc>
@@ -1912,11 +1882,9 @@
             <w:hideMark/>
           </w:tcPr>
           <w:p>
-            <w:proofErr w:type="spellStart"/>
             <w:r>
               <w:t>visit_type</w:t>
             </w:r>
-            <w:proofErr w:type="spellEnd"/>
           </w:p>
         </w:tc>
         <w:tc>
@@ -1991,11 +1959,9 @@
             <w:hideMark/>
           </w:tcPr>
           <w:p>
-            <w:proofErr w:type="spellStart"/>
             <w:r>
               <w:t>length_of_stay_hours</w:t>
             </w:r>
-            <w:proofErr w:type="spellEnd"/>
           </w:p>
         </w:tc>
         <w:tc>
@@ -2070,11 +2036,9 @@
             <w:hideMark/>
           </w:tcPr>
           <w:p>
-            <w:proofErr w:type="spellStart"/>
             <w:r>
               <w:t>risk_score</w:t>
             </w:r>
-            <w:proofErr w:type="spellEnd"/>
           </w:p>
         </w:tc>
         <w:tc>
@@ -2149,11 +2113,9 @@
             <w:hideMark/>
           </w:tcPr>
           <w:p>
-            <w:proofErr w:type="spellStart"/>
             <w:r>
               <w:t>doctor_id</w:t>
             </w:r>
-            <w:proofErr w:type="spellEnd"/>
           </w:p>
         </w:tc>
         <w:tc>
@@ -2350,11 +2312,9 @@
             <w:hideMark/>
           </w:tcPr>
           <w:p>
-            <w:proofErr w:type="spellStart"/>
             <w:r>
               <w:t>bill_id</w:t>
             </w:r>
-            <w:proofErr w:type="spellEnd"/>
           </w:p>
         </w:tc>
         <w:tc>
@@ -2429,11 +2389,9 @@
             <w:hideMark/>
           </w:tcPr>
           <w:p>
-            <w:proofErr w:type="spellStart"/>
             <w:r>
               <w:t>visit_id</w:t>
             </w:r>
-            <w:proofErr w:type="spellEnd"/>
           </w:p>
         </w:tc>
         <w:tc>
@@ -2508,11 +2466,9 @@
             <w:hideMark/>
           </w:tcPr>
           <w:p>
-            <w:proofErr w:type="spellStart"/>
             <w:r>
               <w:t>billed_amount</w:t>
             </w:r>
-            <w:proofErr w:type="spellEnd"/>
           </w:p>
         </w:tc>
         <w:tc>
@@ -2587,11 +2543,9 @@
             <w:hideMark/>
           </w:tcPr>
           <w:p>
-            <w:proofErr w:type="spellStart"/>
             <w:r>
               <w:t>approved_amount</w:t>
             </w:r>
-            <w:proofErr w:type="spellEnd"/>
           </w:p>
         </w:tc>
         <w:tc>
@@ -2666,11 +2620,9 @@
             <w:hideMark/>
           </w:tcPr>
           <w:p>
-            <w:proofErr w:type="spellStart"/>
             <w:r>
               <w:t>claim_status</w:t>
             </w:r>
-            <w:proofErr w:type="spellEnd"/>
           </w:p>
         </w:tc>
         <w:tc>
@@ -2745,11 +2697,9 @@
             <w:hideMark/>
           </w:tcPr>
           <w:p>
-            <w:proofErr w:type="spellStart"/>
             <w:r>
               <w:t>payment_days</w:t>
             </w:r>
-            <w:proofErr w:type="spellEnd"/>
           </w:p>
         </w:tc>
         <w:tc>
@@ -2824,11 +2774,9 @@
             <w:hideMark/>
           </w:tcPr>
           <w:p>
-            <w:proofErr w:type="spellStart"/>
             <w:r>
               <w:t>billing_date</w:t>
             </w:r>
-            <w:proofErr w:type="spellEnd"/>
           </w:p>
         </w:tc>
         <w:tc>
@@ -2894,15 +2842,7 @@
     </w:p>
     <w:p>
       <w:r>
-        <w:t xml:space="preserve">Learners must create a relational database and load the CSV files into SQL tables before beginning analysis and </w:t>
-      </w:r>
-      <w:proofErr w:type="spellStart"/>
-      <w:r>
-        <w:t>modeling</w:t>
-      </w:r>
-      <w:proofErr w:type="spellEnd"/>
-      <w:r>
-        <w:t>.</w:t>
+        <w:t>Learners must create a relational database and load the CSV files into SQL tables before beginning analysis and modeling.</w:t>
       </w:r>
       <w:r>
         <w:br/>
@@ -2925,31 +2865,7 @@
       </w:r>
       <w:r>
         <w:br/>
-        <w:t xml:space="preserve">4. Create indexes on commonly queried fields such as </w:t>
-      </w:r>
-      <w:proofErr w:type="spellStart"/>
-      <w:r>
-        <w:t>visit_date</w:t>
-      </w:r>
-      <w:proofErr w:type="spellEnd"/>
-      <w:r>
-        <w:t xml:space="preserve">, department, </w:t>
-      </w:r>
-      <w:proofErr w:type="spellStart"/>
-      <w:r>
-        <w:t>insurance_provider</w:t>
-      </w:r>
-      <w:proofErr w:type="spellEnd"/>
-      <w:r>
-        <w:t xml:space="preserve">, and </w:t>
-      </w:r>
-      <w:proofErr w:type="spellStart"/>
-      <w:r>
-        <w:t>claim_status</w:t>
-      </w:r>
-      <w:proofErr w:type="spellEnd"/>
-      <w:r>
-        <w:t>.</w:t>
+        <w:t>4. Create indexes on commonly queried fields such as visit_date, department, insurance_provider, and claim_status.</w:t>
       </w:r>
       <w:r>
         <w:br/>
@@ -2977,23 +2893,7 @@
           <w:b/>
           <w:bCs/>
         </w:rPr>
-        <w:t xml:space="preserve">1. </w:t>
-      </w:r>
-      <w:proofErr w:type="spellStart"/>
-      <w:r>
-        <w:rPr>
-          <w:b/>
-          <w:bCs/>
-        </w:rPr>
-        <w:t>Jupyter</w:t>
-      </w:r>
-      <w:proofErr w:type="spellEnd"/>
-      <w:r>
-        <w:rPr>
-          <w:b/>
-          <w:bCs/>
-        </w:rPr>
-        <w:t xml:space="preserve"> Notebook (Single OR Phase-wise)</w:t>
+        <w:t>1. Jupyter Notebook (Single OR Phase-wise)</w:t>
       </w:r>
     </w:p>
     <w:p>
@@ -3110,15 +3010,7 @@
       </w:r>
       <w:r>
         <w:br/>
-        <w:t xml:space="preserve">• </w:t>
-      </w:r>
-      <w:proofErr w:type="spellStart"/>
-      <w:r>
-        <w:t>FastAPI</w:t>
-      </w:r>
-      <w:proofErr w:type="spellEnd"/>
-      <w:r>
-        <w:t xml:space="preserve"> source code</w:t>
+        <w:t>• FastAPI source code</w:t>
       </w:r>
       <w:r>
         <w:br/>
@@ -3153,13 +3045,8 @@
         </w:rPr>
         <w:t>Folder: </w:t>
       </w:r>
-      <w:proofErr w:type="spellStart"/>
-      <w:r>
-        <w:t>data_outputs</w:t>
-      </w:r>
-      <w:proofErr w:type="spellEnd"/>
-      <w:r>
-        <w:t>/</w:t>
+      <w:r>
+        <w:t>data_outputs/</w:t>
       </w:r>
     </w:p>
     <w:p>
@@ -3176,18 +3063,8 @@
       </w:r>
       <w:r>
         <w:br/>
-        <w:t xml:space="preserve">• </w:t>
-      </w:r>
-      <w:proofErr w:type="spellStart"/>
-      <w:r>
-        <w:t>feature_</w:t>
-      </w:r>
-      <w:proofErr w:type="gramStart"/>
-      <w:r>
-        <w:t>schema.json</w:t>
-      </w:r>
-      <w:proofErr w:type="spellEnd"/>
-      <w:proofErr w:type="gramEnd"/>
+        <w:t>• feature_schema.json</w:t>
+      </w:r>
       <w:r>
         <w:br/>
         <w:t>• drift_summary.csv (if implemented)</w:t>
@@ -3255,15 +3132,7 @@
     </w:p>
     <w:p>
       <w:r>
-        <w:t>Once you have completed the activity, please save the all the files in a zipped folder Capstone: Graded Project</w:t>
-      </w:r>
-      <w:proofErr w:type="gramStart"/>
-      <w:r>
-        <w:t>_[</w:t>
-      </w:r>
-      <w:proofErr w:type="gramEnd"/>
-      <w:r>
-        <w:t>Your last name].</w:t>
+        <w:t>Once you have completed the activity, please save the all the files in a zipped folder Capstone: Graded Project_[Your last name].</w:t>
       </w:r>
     </w:p>
     <w:p>
@@ -3462,23 +3331,7 @@
         <w:t>Phase 1</w:t>
       </w:r>
       <w:r>
-        <w:t xml:space="preserve"> focuses on building a reliable SQL analytics foundation for hospital operations and billing intelligence. This phase converts three raw operational datasets into a structured relational database with enforced integrity, enabling leadership-grade reporting on patient flow, departmental efficiency, and revenue leakage risk. The outputs of Phase 1 establish trusted, </w:t>
-      </w:r>
-      <w:proofErr w:type="spellStart"/>
-      <w:r>
-        <w:t>queryable</w:t>
-      </w:r>
-      <w:proofErr w:type="spellEnd"/>
-      <w:r>
-        <w:t xml:space="preserve"> KPIs and data-quality checks that power downstream EDA and AI </w:t>
-      </w:r>
-      <w:proofErr w:type="spellStart"/>
-      <w:r>
-        <w:t>modeling</w:t>
-      </w:r>
-      <w:proofErr w:type="spellEnd"/>
-      <w:r>
-        <w:t xml:space="preserve"> in later phases. </w:t>
+        <w:t> focuses on building a reliable SQL analytics foundation for hospital operations and billing intelligence. This phase converts three raw operational datasets into a structured relational database with enforced integrity, enabling leadership-grade reporting on patient flow, departmental efficiency, and revenue leakage risk. The outputs of Phase 1 establish trusted, queryable KPIs and data-quality checks that power downstream EDA and AI modeling in later phases. </w:t>
       </w:r>
       <w:r>
         <w:br/>
@@ -3496,15 +3349,7 @@
     </w:p>
     <w:p>
       <w:r>
-        <w:t xml:space="preserve">Create a reliable, </w:t>
-      </w:r>
-      <w:proofErr w:type="spellStart"/>
-      <w:r>
-        <w:t>queryable</w:t>
-      </w:r>
-      <w:proofErr w:type="spellEnd"/>
-      <w:r>
-        <w:t xml:space="preserve"> hospital data layer that leadership can trust for operational and financial decision-making.</w:t>
+        <w:t>Create a reliable, queryable hospital data layer that leadership can trust for operational and financial decision-making.</w:t>
       </w:r>
     </w:p>
     <w:p>
@@ -3655,23 +3500,7 @@
           <w:b/>
           <w:bCs/>
         </w:rPr>
-        <w:t xml:space="preserve">percentage of </w:t>
-      </w:r>
-      <w:proofErr w:type="gramStart"/>
-      <w:r>
-        <w:rPr>
-          <w:b/>
-          <w:bCs/>
-        </w:rPr>
-        <w:t>High Risk</w:t>
-      </w:r>
-      <w:proofErr w:type="gramEnd"/>
-      <w:r>
-        <w:rPr>
-          <w:b/>
-          <w:bCs/>
-        </w:rPr>
-        <w:t xml:space="preserve"> visits per department</w:t>
+        <w:t>percentage of High Risk visits per department</w:t>
       </w:r>
       <w:r>
         <w:t>.</w:t>
@@ -3713,23 +3542,7 @@
           <w:b/>
           <w:bCs/>
         </w:rPr>
-        <w:t xml:space="preserve">doctors handling the highest number of </w:t>
-      </w:r>
-      <w:proofErr w:type="gramStart"/>
-      <w:r>
-        <w:rPr>
-          <w:b/>
-          <w:bCs/>
-        </w:rPr>
-        <w:t>High Risk</w:t>
-      </w:r>
-      <w:proofErr w:type="gramEnd"/>
-      <w:r>
-        <w:rPr>
-          <w:b/>
-          <w:bCs/>
-        </w:rPr>
-        <w:t xml:space="preserve"> visits</w:t>
+        <w:t>doctors handling the highest number of High Risk visits</w:t>
       </w:r>
       <w:r>
         <w:t>.</w:t>
@@ -3807,23 +3620,7 @@
           <w:b/>
           <w:bCs/>
         </w:rPr>
-        <w:t>average payment delay (</w:t>
-      </w:r>
-      <w:proofErr w:type="spellStart"/>
-      <w:r>
-        <w:rPr>
-          <w:b/>
-          <w:bCs/>
-        </w:rPr>
-        <w:t>payment_days</w:t>
-      </w:r>
-      <w:proofErr w:type="spellEnd"/>
-      <w:r>
-        <w:rPr>
-          <w:b/>
-          <w:bCs/>
-        </w:rPr>
-        <w:t>) by insurance provider</w:t>
+        <w:t>average payment delay (payment_days) by insurance provider</w:t>
       </w:r>
       <w:r>
         <w:t>.</w:t>
@@ -3844,39 +3641,7 @@
           <w:b/>
           <w:bCs/>
         </w:rPr>
-        <w:t>revenue realization ratio (</w:t>
-      </w:r>
-      <w:proofErr w:type="spellStart"/>
-      <w:r>
-        <w:rPr>
-          <w:b/>
-          <w:bCs/>
-        </w:rPr>
-        <w:t>approved_amount</w:t>
-      </w:r>
-      <w:proofErr w:type="spellEnd"/>
-      <w:r>
-        <w:rPr>
-          <w:b/>
-          <w:bCs/>
-        </w:rPr>
-        <w:t xml:space="preserve"> / </w:t>
-      </w:r>
-      <w:proofErr w:type="spellStart"/>
-      <w:r>
-        <w:rPr>
-          <w:b/>
-          <w:bCs/>
-        </w:rPr>
-        <w:t>billed_amount</w:t>
-      </w:r>
-      <w:proofErr w:type="spellEnd"/>
-      <w:r>
-        <w:rPr>
-          <w:b/>
-          <w:bCs/>
-        </w:rPr>
-        <w:t>) by department</w:t>
+        <w:t>revenue realization ratio (approved_amount / billed_amount) by department</w:t>
       </w:r>
       <w:r>
         <w:t>.</w:t>
@@ -3897,39 +3662,7 @@
           <w:b/>
           <w:bCs/>
         </w:rPr>
-        <w:t xml:space="preserve">visits where </w:t>
-      </w:r>
-      <w:proofErr w:type="spellStart"/>
-      <w:r>
-        <w:rPr>
-          <w:b/>
-          <w:bCs/>
-        </w:rPr>
-        <w:t>billed_amount</w:t>
-      </w:r>
-      <w:proofErr w:type="spellEnd"/>
-      <w:r>
-        <w:rPr>
-          <w:b/>
-          <w:bCs/>
-        </w:rPr>
-        <w:t xml:space="preserve"> is high but </w:t>
-      </w:r>
-      <w:proofErr w:type="spellStart"/>
-      <w:r>
-        <w:rPr>
-          <w:b/>
-          <w:bCs/>
-        </w:rPr>
-        <w:t>approved_amount</w:t>
-      </w:r>
-      <w:proofErr w:type="spellEnd"/>
-      <w:r>
-        <w:rPr>
-          <w:b/>
-          <w:bCs/>
-        </w:rPr>
-        <w:t xml:space="preserve"> is zero or missing</w:t>
+        <w:t>visits where billed_amount is high but approved_amount is zero or missing</w:t>
       </w:r>
       <w:r>
         <w:t>.</w:t>
@@ -4008,23 +3741,7 @@
           <w:b/>
           <w:bCs/>
         </w:rPr>
-        <w:t xml:space="preserve">patients with duplicate </w:t>
-      </w:r>
-      <w:proofErr w:type="spellStart"/>
-      <w:r>
-        <w:rPr>
-          <w:b/>
-          <w:bCs/>
-        </w:rPr>
-        <w:t>patient_id</w:t>
-      </w:r>
-      <w:proofErr w:type="spellEnd"/>
-      <w:r>
-        <w:rPr>
-          <w:b/>
-          <w:bCs/>
-        </w:rPr>
-        <w:t xml:space="preserve"> values</w:t>
+        <w:t>patients with duplicate patient_id values</w:t>
       </w:r>
       <w:r>
         <w:t>.</w:t>
@@ -4045,33 +3762,8 @@
           <w:b/>
           <w:bCs/>
         </w:rPr>
-        <w:t xml:space="preserve">missing or invalid </w:t>
-      </w:r>
-      <w:proofErr w:type="spellStart"/>
-      <w:r>
-        <w:rPr>
-          <w:b/>
-          <w:bCs/>
-        </w:rPr>
-        <w:t>length_of_stay_hours</w:t>
-      </w:r>
-      <w:proofErr w:type="spellEnd"/>
-      <w:r>
-        <w:rPr>
-          <w:b/>
-          <w:bCs/>
-        </w:rPr>
-        <w:t xml:space="preserve"> or </w:t>
-      </w:r>
-      <w:proofErr w:type="spellStart"/>
-      <w:r>
-        <w:rPr>
-          <w:b/>
-          <w:bCs/>
-        </w:rPr>
-        <w:t>payment_days</w:t>
-      </w:r>
-      <w:proofErr w:type="spellEnd"/>
+        <w:t>missing or invalid length_of_stay_hours or payment_days</w:t>
+      </w:r>
       <w:r>
         <w:t>.</w:t>
       </w:r>
@@ -4102,16 +3794,7 @@
             <w:b/>
             <w:bCs/>
           </w:rPr>
-          <w:t xml:space="preserve">Phase 2 — Exploratory Data Analysis and Data </w:t>
-        </w:r>
-        <w:proofErr w:type="spellStart"/>
-        <w:r>
-          <w:rPr>
-            <w:rStyle w:val="Hyperlink"/>
-            <w:b/>
-            <w:bCs/>
-          </w:rPr>
-          <w:t>Quality</w:t>
+          <w:t>Phase 2 — Exploratory Data Analysis and Data Quality</w:t>
         </w:r>
       </w:hyperlink>
       <w:hyperlink r:id="rId8" w:history="1">
@@ -4119,14 +3802,7 @@
           <w:rPr>
             <w:rStyle w:val="Hyperlink"/>
           </w:rPr>
-          <w:t>Download</w:t>
-        </w:r>
-        <w:proofErr w:type="spellEnd"/>
-        <w:r>
-          <w:rPr>
-            <w:rStyle w:val="Hyperlink"/>
-          </w:rPr>
-          <w:t xml:space="preserve"> Phase 2 — Exploratory Data Analysis and Data Quality</w:t>
+          <w:t>Download Phase 2 — Exploratory Data Analysis and Data Quality</w:t>
         </w:r>
       </w:hyperlink>
     </w:p>
@@ -4139,15 +3815,7 @@
         <w:t>Phase 2</w:t>
       </w:r>
       <w:r>
-        <w:t xml:space="preserve"> focuses on exploratory data analysis (EDA) and data quality validation before deploying AI models. This phase moves from SQL-based reporting to Python-based profiling, missing-value assessment, outlier detection, and business-driven feature engineering across operations and billing. The outputs of Phase 2 produce a </w:t>
-      </w:r>
-      <w:proofErr w:type="spellStart"/>
-      <w:r>
-        <w:t>modeling</w:t>
-      </w:r>
-      <w:proofErr w:type="spellEnd"/>
-      <w:r>
-        <w:t>-ready dataset and a clear view of reliability risks in critical fields such as approvals, payment delays, and length of stay.</w:t>
+        <w:t> focuses on exploratory data analysis (EDA) and data quality validation before deploying AI models. This phase moves from SQL-based reporting to Python-based profiling, missing-value assessment, outlier detection, and business-driven feature engineering across operations and billing. The outputs of Phase 2 produce a modeling-ready dataset and a clear view of reliability risks in critical fields such as approvals, payment delays, and length of stay.</w:t>
       </w:r>
     </w:p>
     <w:p>
@@ -4191,37 +3859,8 @@
           <w:numId w:val="7"/>
         </w:numPr>
       </w:pPr>
-      <w:proofErr w:type="spellStart"/>
-      <w:r>
-        <w:t>Analyze</w:t>
-      </w:r>
-      <w:proofErr w:type="spellEnd"/>
-      <w:r>
-        <w:t xml:space="preserve"> missing values in </w:t>
-      </w:r>
-      <w:proofErr w:type="spellStart"/>
-      <w:r>
-        <w:t>approved_amount</w:t>
-      </w:r>
-      <w:proofErr w:type="spellEnd"/>
-      <w:r>
-        <w:t xml:space="preserve">, </w:t>
-      </w:r>
-      <w:proofErr w:type="spellStart"/>
-      <w:r>
-        <w:t>payment_days</w:t>
-      </w:r>
-      <w:proofErr w:type="spellEnd"/>
-      <w:r>
-        <w:t xml:space="preserve">, and </w:t>
-      </w:r>
-      <w:proofErr w:type="spellStart"/>
-      <w:r>
-        <w:t>length_of_stay_hours</w:t>
-      </w:r>
-      <w:proofErr w:type="spellEnd"/>
-      <w:r>
-        <w:t>.</w:t>
+      <w:r>
+        <w:t>Analyze missing values in approved_amount, payment_days, and length_of_stay_hours.</w:t>
       </w:r>
     </w:p>
     <w:p>
@@ -4232,23 +3871,7 @@
         </w:numPr>
       </w:pPr>
       <w:r>
-        <w:t xml:space="preserve">Perform distribution analysis by department, </w:t>
-      </w:r>
-      <w:proofErr w:type="spellStart"/>
-      <w:r>
-        <w:t>visit_type</w:t>
-      </w:r>
-      <w:proofErr w:type="spellEnd"/>
-      <w:r>
-        <w:t xml:space="preserve">, </w:t>
-      </w:r>
-      <w:proofErr w:type="spellStart"/>
-      <w:r>
-        <w:t>insurance_provider</w:t>
-      </w:r>
-      <w:proofErr w:type="spellEnd"/>
-      <w:r>
-        <w:t>, and city.</w:t>
+        <w:t>Perform distribution analysis by department, visit_type, insurance_provider, and city.</w:t>
       </w:r>
     </w:p>
     <w:p>
@@ -4259,31 +3882,7 @@
         </w:numPr>
       </w:pPr>
       <w:r>
-        <w:t xml:space="preserve">Detect and classify outliers in </w:t>
-      </w:r>
-      <w:proofErr w:type="spellStart"/>
-      <w:r>
-        <w:t>billed_amount</w:t>
-      </w:r>
-      <w:proofErr w:type="spellEnd"/>
-      <w:r>
-        <w:t xml:space="preserve">, </w:t>
-      </w:r>
-      <w:proofErr w:type="spellStart"/>
-      <w:r>
-        <w:t>payment_days</w:t>
-      </w:r>
-      <w:proofErr w:type="spellEnd"/>
-      <w:r>
-        <w:t xml:space="preserve">, and </w:t>
-      </w:r>
-      <w:proofErr w:type="spellStart"/>
-      <w:r>
-        <w:t>length_of_stay_hours</w:t>
-      </w:r>
-      <w:proofErr w:type="spellEnd"/>
-      <w:r>
-        <w:t>.</w:t>
+        <w:t>Detect and classify outliers in billed_amount, payment_days, and length_of_stay_hours.</w:t>
       </w:r>
     </w:p>
     <w:p>
@@ -4317,15 +3916,7 @@
         </w:numPr>
       </w:pPr>
       <w:r>
-        <w:t>EDA notebook (01_</w:t>
-      </w:r>
-      <w:proofErr w:type="gramStart"/>
-      <w:r>
-        <w:t>eda.ipynb</w:t>
-      </w:r>
-      <w:proofErr w:type="gramEnd"/>
-      <w:r>
-        <w:t>)</w:t>
+        <w:t>EDA notebook (01_eda.ipynb)</w:t>
       </w:r>
     </w:p>
     <w:p>
@@ -4346,13 +3937,8 @@
           <w:numId w:val="8"/>
         </w:numPr>
       </w:pPr>
-      <w:proofErr w:type="spellStart"/>
-      <w:r>
-        <w:t>Modeling</w:t>
-      </w:r>
-      <w:proofErr w:type="spellEnd"/>
-      <w:r>
-        <w:t xml:space="preserve"> dataset (model_table.csv or parquet)</w:t>
+      <w:r>
+        <w:t>Modeling dataset (model_table.csv or parquet)</w:t>
       </w:r>
     </w:p>
     <w:p>
@@ -4433,15 +4019,7 @@
         </w:numPr>
       </w:pPr>
       <w:r>
-        <w:t xml:space="preserve">Define the target variable as </w:t>
-      </w:r>
-      <w:proofErr w:type="spellStart"/>
-      <w:r>
-        <w:t>risk_score</w:t>
-      </w:r>
-      <w:proofErr w:type="spellEnd"/>
-      <w:r>
-        <w:t>.</w:t>
+        <w:t>Define the target variable as risk_score.</w:t>
       </w:r>
     </w:p>
     <w:p>
@@ -4525,15 +4103,7 @@
         </w:numPr>
       </w:pPr>
       <w:r>
-        <w:t xml:space="preserve">Define the target variable as </w:t>
-      </w:r>
-      <w:proofErr w:type="spellStart"/>
-      <w:r>
-        <w:t>claim_status</w:t>
-      </w:r>
-      <w:proofErr w:type="spellEnd"/>
-      <w:r>
-        <w:t>.</w:t>
+        <w:t>Define the target variable as claim_status.</w:t>
       </w:r>
     </w:p>
     <w:p>
@@ -4576,13 +4146,8 @@
           <w:numId w:val="10"/>
         </w:numPr>
       </w:pPr>
-      <w:proofErr w:type="spellStart"/>
-      <w:r>
-        <w:t>Analyze</w:t>
-      </w:r>
-      <w:proofErr w:type="spellEnd"/>
-      <w:r>
-        <w:t xml:space="preserve"> class imbalance and mitigation strategy.</w:t>
+      <w:r>
+        <w:t>Analyze class imbalance and mitigation strategy.</w:t>
       </w:r>
     </w:p>
     <w:p>
@@ -4605,15 +4170,7 @@
         </w:numPr>
       </w:pPr>
       <w:r>
-        <w:t>Risk model notebook (02_risk_</w:t>
-      </w:r>
-      <w:proofErr w:type="gramStart"/>
-      <w:r>
-        <w:t>model.ipynb</w:t>
-      </w:r>
-      <w:proofErr w:type="gramEnd"/>
-      <w:r>
-        <w:t>)</w:t>
+        <w:t>Risk model notebook (02_risk_model.ipynb)</w:t>
       </w:r>
     </w:p>
     <w:p>
@@ -4624,15 +4181,7 @@
         </w:numPr>
       </w:pPr>
       <w:r>
-        <w:t>Claim model notebook (03_claim_</w:t>
-      </w:r>
-      <w:proofErr w:type="gramStart"/>
-      <w:r>
-        <w:t>model.ipynb</w:t>
-      </w:r>
-      <w:proofErr w:type="gramEnd"/>
-      <w:r>
-        <w:t>)</w:t>
+        <w:t>Claim model notebook (03_claim_model.ipynb)</w:t>
       </w:r>
     </w:p>
     <w:p>
@@ -4643,33 +4192,7 @@
         </w:numPr>
       </w:pPr>
       <w:r>
-        <w:t xml:space="preserve">Saved model artifacts </w:t>
-      </w:r>
-      <w:proofErr w:type="gramStart"/>
-      <w:r>
-        <w:t>(.</w:t>
-      </w:r>
-      <w:proofErr w:type="spellStart"/>
-      <w:r>
-        <w:t>pkl</w:t>
-      </w:r>
-      <w:proofErr w:type="spellEnd"/>
-      <w:proofErr w:type="gramEnd"/>
-      <w:r>
-        <w:t xml:space="preserve"> </w:t>
-      </w:r>
-      <w:proofErr w:type="gramStart"/>
-      <w:r>
-        <w:t>or .</w:t>
-      </w:r>
-      <w:proofErr w:type="spellStart"/>
-      <w:r>
-        <w:t>joblib</w:t>
-      </w:r>
-      <w:proofErr w:type="spellEnd"/>
-      <w:proofErr w:type="gramEnd"/>
-      <w:r>
-        <w:t>)</w:t>
+        <w:t>Saved model artifacts (.pkl or .joblib)</w:t>
       </w:r>
     </w:p>
     <w:p>
@@ -4680,20 +4203,7 @@
         </w:numPr>
       </w:pPr>
       <w:r>
-        <w:t>Feature schema file (</w:t>
-      </w:r>
-      <w:proofErr w:type="spellStart"/>
-      <w:r>
-        <w:t>feature_</w:t>
-      </w:r>
-      <w:proofErr w:type="gramStart"/>
-      <w:r>
-        <w:t>schema.json</w:t>
-      </w:r>
-      <w:proofErr w:type="spellEnd"/>
-      <w:proofErr w:type="gramEnd"/>
-      <w:r>
-        <w:t>)</w:t>
+        <w:t>Feature schema file (feature_schema.json)</w:t>
       </w:r>
     </w:p>
     <w:p>
@@ -4704,16 +4214,7 @@
             <w:b/>
             <w:bCs/>
           </w:rPr>
-          <w:t xml:space="preserve">Phase 4 — Model Evaluation and </w:t>
-        </w:r>
-        <w:proofErr w:type="spellStart"/>
-        <w:r>
-          <w:rPr>
-            <w:rStyle w:val="Hyperlink"/>
-            <w:b/>
-            <w:bCs/>
-          </w:rPr>
-          <w:t>Explainability</w:t>
+          <w:t>Phase 4 — Model Evaluation and Explainability</w:t>
         </w:r>
       </w:hyperlink>
       <w:hyperlink r:id="rId12" w:history="1">
@@ -4721,14 +4222,7 @@
           <w:rPr>
             <w:rStyle w:val="Hyperlink"/>
           </w:rPr>
-          <w:t>Download</w:t>
-        </w:r>
-        <w:proofErr w:type="spellEnd"/>
-        <w:r>
-          <w:rPr>
-            <w:rStyle w:val="Hyperlink"/>
-          </w:rPr>
-          <w:t xml:space="preserve"> Phase 4 — Model Evaluation and Explainability</w:t>
+          <w:t>Download Phase 4 — Model Evaluation and Explainability</w:t>
         </w:r>
       </w:hyperlink>
     </w:p>
@@ -4777,15 +4271,7 @@
         </w:numPr>
       </w:pPr>
       <w:r>
-        <w:t xml:space="preserve">Compute business metrics such as recall for </w:t>
-      </w:r>
-      <w:proofErr w:type="gramStart"/>
-      <w:r>
-        <w:t>High Risk</w:t>
-      </w:r>
-      <w:proofErr w:type="gramEnd"/>
-      <w:r>
-        <w:t xml:space="preserve"> class and recall for Rejected claim class.</w:t>
+        <w:t>Compute business metrics such as recall for High Risk class and recall for Rejected claim class.</w:t>
       </w:r>
     </w:p>
     <w:p>
@@ -4807,15 +4293,7 @@
         </w:numPr>
       </w:pPr>
       <w:r>
-        <w:t xml:space="preserve">Segment performance by gender, city, and </w:t>
-      </w:r>
-      <w:proofErr w:type="spellStart"/>
-      <w:r>
-        <w:t>insurance_provider</w:t>
-      </w:r>
-      <w:proofErr w:type="spellEnd"/>
-      <w:r>
-        <w:t xml:space="preserve"> to identify fairness gaps.</w:t>
+        <w:t>Segment performance by gender, city, and insurance_provider to identify fairness gaps.</w:t>
       </w:r>
     </w:p>
     <w:p>
@@ -4906,24 +4384,10 @@
           <w:b/>
           <w:bCs/>
         </w:rPr>
-        <w:t xml:space="preserve">Tune </w:t>
-      </w:r>
-      <w:proofErr w:type="spellStart"/>
-      <w:proofErr w:type="gramStart"/>
-      <w:r>
-        <w:rPr>
-          <w:b/>
-          <w:bCs/>
-        </w:rPr>
-        <w:t>Hyperparameters:</w:t>
-      </w:r>
-      <w:r>
-        <w:t>Adjust</w:t>
-      </w:r>
-      <w:proofErr w:type="spellEnd"/>
-      <w:proofErr w:type="gramEnd"/>
-      <w:r>
-        <w:t xml:space="preserve"> class weights or tree depth.</w:t>
+        <w:t>Tune Hyperparameters:</w:t>
+      </w:r>
+      <w:r>
+        <w:t>Adjust class weights or tree depth.</w:t>
       </w:r>
     </w:p>
     <w:p>
@@ -4938,24 +4402,10 @@
           <w:b/>
           <w:bCs/>
         </w:rPr>
-        <w:t xml:space="preserve">Feature </w:t>
-      </w:r>
-      <w:proofErr w:type="spellStart"/>
-      <w:proofErr w:type="gramStart"/>
-      <w:r>
-        <w:rPr>
-          <w:b/>
-          <w:bCs/>
-        </w:rPr>
-        <w:t>Engineering:</w:t>
-      </w:r>
-      <w:r>
-        <w:t>Create</w:t>
-      </w:r>
-      <w:proofErr w:type="spellEnd"/>
-      <w:proofErr w:type="gramEnd"/>
-      <w:r>
-        <w:t xml:space="preserve"> more interaction features (e.g., </w:t>
+        <w:t>Feature Engineering:</w:t>
+      </w:r>
+      <w:r>
+        <w:t>Create more interaction features (e.g., </w:t>
       </w:r>
     </w:p>
     <w:p>
@@ -4965,11 +4415,9 @@
           <w:numId w:val="15"/>
         </w:numPr>
       </w:pPr>
-      <w:proofErr w:type="spellStart"/>
       <w:r>
         <w:t>bill_amount</w:t>
       </w:r>
-      <w:proofErr w:type="spellEnd"/>
     </w:p>
     <w:p>
       <w:pPr>
@@ -5012,8 +4460,6 @@
           <w:numId w:val="16"/>
         </w:numPr>
       </w:pPr>
-      <w:proofErr w:type="spellStart"/>
-      <w:proofErr w:type="gramStart"/>
       <w:r>
         <w:rPr>
           <w:b/>
@@ -5022,20 +4468,7 @@
         <w:t>Resampling:</w:t>
       </w:r>
       <w:r>
-        <w:t>Use</w:t>
-      </w:r>
-      <w:proofErr w:type="spellEnd"/>
-      <w:proofErr w:type="gramEnd"/>
-      <w:r>
-        <w:t xml:space="preserve"> SMOTE or </w:t>
-      </w:r>
-      <w:proofErr w:type="spellStart"/>
-      <w:r>
-        <w:t>undersampling</w:t>
-      </w:r>
-      <w:proofErr w:type="spellEnd"/>
-      <w:r>
-        <w:t xml:space="preserve"> to handle the class imbalance more aggressively.</w:t>
+        <w:t>Use SMOTE or undersampling to handle the class imbalance more aggressively.</w:t>
       </w:r>
     </w:p>
     <w:p>
@@ -5046,16 +4479,7 @@
             <w:b/>
             <w:bCs/>
           </w:rPr>
-          <w:t xml:space="preserve">Phase 5 — Deployment and API </w:t>
-        </w:r>
-        <w:proofErr w:type="spellStart"/>
-        <w:r>
-          <w:rPr>
-            <w:rStyle w:val="Hyperlink"/>
-            <w:b/>
-            <w:bCs/>
-          </w:rPr>
-          <w:t>Integration</w:t>
+          <w:t>Phase 5 — Deployment and API Integration</w:t>
         </w:r>
       </w:hyperlink>
       <w:hyperlink r:id="rId14" w:history="1">
@@ -5063,14 +4487,7 @@
           <w:rPr>
             <w:rStyle w:val="Hyperlink"/>
           </w:rPr>
-          <w:t>Download</w:t>
-        </w:r>
-        <w:proofErr w:type="spellEnd"/>
-        <w:r>
-          <w:rPr>
-            <w:rStyle w:val="Hyperlink"/>
-          </w:rPr>
-          <w:t xml:space="preserve"> Phase 5 — Deployment and API Integration</w:t>
+          <w:t>Download Phase 5 — Deployment and API Integration</w:t>
         </w:r>
       </w:hyperlink>
     </w:p>
@@ -5083,15 +4500,7 @@
         <w:t>Phase 5</w:t>
       </w:r>
       <w:r>
-        <w:t xml:space="preserve"> focuses on deployment and API integration to make predictive models usable in real hospital workflows. This phase converts notebooks into a real-time </w:t>
-      </w:r>
-      <w:proofErr w:type="spellStart"/>
-      <w:r>
-        <w:t>FastAPI</w:t>
-      </w:r>
-      <w:proofErr w:type="spellEnd"/>
-      <w:r>
-        <w:t xml:space="preserve"> service with validation and logging. The outputs enable dashboards and internal systems to request predictions safely while capturing audit-ready metadata for monitoring and governance.</w:t>
+        <w:t> focuses on deployment and API integration to make predictive models usable in real hospital workflows. This phase converts notebooks into a real-time FastAPI service with validation and logging. The outputs enable dashboards and internal systems to request predictions safely while capturing audit-ready metadata for monitoring and governance.</w:t>
       </w:r>
     </w:p>
     <w:p>
@@ -5116,15 +4525,7 @@
         </w:numPr>
       </w:pPr>
       <w:r>
-        <w:t xml:space="preserve">Build a </w:t>
-      </w:r>
-      <w:proofErr w:type="spellStart"/>
-      <w:r>
-        <w:t>FastAPI</w:t>
-      </w:r>
-      <w:proofErr w:type="spellEnd"/>
-      <w:r>
-        <w:t xml:space="preserve"> service with endpoints for health checks and predictions.</w:t>
+        <w:t>Build a FastAPI service with endpoints for health checks and predictions.</w:t>
       </w:r>
     </w:p>
     <w:p>
@@ -5234,15 +4635,7 @@
         <w:t>Phase 6</w:t>
       </w:r>
       <w:r>
-        <w:t xml:space="preserve"> focuses on monitoring, drift detection, and governance to ensure long-term reliability and compliance. This phase introduces automated validation for incoming data, drift tracking for features and predictions, and audit logging for traceability. The outputs ensure the system remains safe and effective as hospital operations and payer </w:t>
-      </w:r>
-      <w:proofErr w:type="spellStart"/>
-      <w:r>
-        <w:t>behavior</w:t>
-      </w:r>
-      <w:proofErr w:type="spellEnd"/>
-      <w:r>
-        <w:t xml:space="preserve"> evolve over time.</w:t>
+        <w:t> focuses on monitoring, drift detection, and governance to ensure long-term reliability and compliance. This phase introduces automated validation for incoming data, drift tracking for features and predictions, and audit logging for traceability. The outputs ensure the system remains safe and effective as hospital operations and payer behavior evolve over time.</w:t>
       </w:r>
     </w:p>
     <w:p>
@@ -5358,16 +4751,7 @@
             <w:b/>
             <w:bCs/>
           </w:rPr>
-          <w:t xml:space="preserve">Final Phase — Executive Business </w:t>
-        </w:r>
-        <w:proofErr w:type="spellStart"/>
-        <w:r>
-          <w:rPr>
-            <w:rStyle w:val="Hyperlink"/>
-            <w:b/>
-            <w:bCs/>
-          </w:rPr>
-          <w:t>Presentation</w:t>
+          <w:t>Final Phase — Executive Business Presentation</w:t>
         </w:r>
       </w:hyperlink>
       <w:hyperlink r:id="rId18" w:history="1">
@@ -5375,14 +4759,7 @@
           <w:rPr>
             <w:rStyle w:val="Hyperlink"/>
           </w:rPr>
-          <w:t>Download</w:t>
-        </w:r>
-        <w:proofErr w:type="spellEnd"/>
-        <w:r>
-          <w:rPr>
-            <w:rStyle w:val="Hyperlink"/>
-          </w:rPr>
-          <w:t xml:space="preserve"> Final Phase — Executive Business Presentation</w:t>
+          <w:t>Download Final Phase — Executive Business Presentation</w:t>
         </w:r>
       </w:hyperlink>
     </w:p>
@@ -5395,15 +4772,7 @@
         <w:t>Final Phase</w:t>
       </w:r>
       <w:r>
-        <w:t xml:space="preserve"> focuses on delivering an executive-ready business presentation that translates technical outcomes into leadership value. This phase consolidates insights from SQL, EDA, </w:t>
-      </w:r>
-      <w:proofErr w:type="spellStart"/>
-      <w:r>
-        <w:t>modeling</w:t>
-      </w:r>
-      <w:proofErr w:type="spellEnd"/>
-      <w:r>
-        <w:t>, evaluation, and deployment into a narrative that quantifies operational and financial impact, explains the system architecture, and outlines governance and scaling plans. The outcome enables hospital leadership to make an informed decision to sponsor deployment and operational adoption.</w:t>
+        <w:t> focuses on delivering an executive-ready business presentation that translates technical outcomes into leadership value. This phase consolidates insights from SQL, EDA, modeling, evaluation, and deployment into a narrative that quantifies operational and financial impact, explains the system architecture, and outlines governance and scaling plans. The outcome enables hospital leadership to make an informed decision to sponsor deployment and operational adoption.</w:t>
       </w:r>
     </w:p>
     <w:p>
@@ -5507,21 +4876,7 @@
           <w:lang w:val="en-US"/>
         </w:rPr>
         <w:br/>
-        <w:t xml:space="preserve">• Deploy, monitor, and govern AI systems using modern </w:t>
-      </w:r>
-      <w:proofErr w:type="spellStart"/>
-      <w:r>
-        <w:rPr>
-          <w:lang w:val="en-US"/>
-        </w:rPr>
-        <w:t>MLOps</w:t>
-      </w:r>
-      <w:proofErr w:type="spellEnd"/>
-      <w:r>
-        <w:rPr>
-          <w:lang w:val="en-US"/>
-        </w:rPr>
-        <w:t xml:space="preserve"> practices</w:t>
+        <w:t>• Deploy, monitor, and govern AI systems using modern MLOps practices</w:t>
       </w:r>
       <w:r>
         <w:rPr>
@@ -5593,6 +4948,601 @@
         <w:t>The final deliverable should be a cohesive Hospital Operations &amp; Revenue Risk Intelligence Platform that integrates analytics, machine learning, and deployment workflows and can be realistically proposed to hospital leadership as a deployable solution.</w:t>
       </w:r>
     </w:p>
+    <w:p/>
+    <w:p/>
+    <w:p>
+      <w:pPr>
+        <w:rPr>
+          <w:b/>
+          <w:bCs/>
+        </w:rPr>
+      </w:pPr>
+      <w:r>
+        <w:rPr>
+          <w:rFonts w:ascii="Segoe UI Emoji" w:hAnsi="Segoe UI Emoji" w:cs="Segoe UI Emoji"/>
+          <w:b/>
+          <w:bCs/>
+        </w:rPr>
+        <w:t>📦</w:t>
+      </w:r>
+      <w:r>
+        <w:rPr>
+          <w:b/>
+          <w:bCs/>
+        </w:rPr>
+        <w:t xml:space="preserve"> Final Deliverables</w:t>
+      </w:r>
+    </w:p>
+    <w:p>
+      <w:pPr>
+        <w:rPr>
+          <w:b/>
+          <w:bCs/>
+        </w:rPr>
+      </w:pPr>
+      <w:r>
+        <w:rPr>
+          <w:b/>
+          <w:bCs/>
+        </w:rPr>
+        <w:t>1️</w:t>
+      </w:r>
+      <w:r>
+        <w:rPr>
+          <w:rFonts w:ascii="Segoe UI Symbol" w:hAnsi="Segoe UI Symbol" w:cs="Segoe UI Symbol"/>
+          <w:b/>
+          <w:bCs/>
+        </w:rPr>
+        <w:t>⃣</w:t>
+      </w:r>
+      <w:r>
+        <w:rPr>
+          <w:b/>
+          <w:bCs/>
+        </w:rPr>
+        <w:t xml:space="preserve"> Jupyter notebooks</w:t>
+      </w:r>
+    </w:p>
+    <w:p>
+      <w:r>
+        <w:t>Phase1_SQL.ipynb</w:t>
+      </w:r>
+      <w:r>
+        <w:br/>
+        <w:t>Phase2_EDA.ipynb</w:t>
+      </w:r>
+      <w:r>
+        <w:br/>
+        <w:t>Phase3_Modeling.ipynb</w:t>
+      </w:r>
+      <w:r>
+        <w:br/>
+        <w:t>Phase4_Evaluation.ipynb</w:t>
+      </w:r>
+    </w:p>
+    <w:p>
+      <w:pPr>
+        <w:rPr>
+          <w:b/>
+          <w:bCs/>
+        </w:rPr>
+      </w:pPr>
+      <w:r>
+        <w:rPr>
+          <w:b/>
+          <w:bCs/>
+        </w:rPr>
+        <w:t>2️</w:t>
+      </w:r>
+      <w:r>
+        <w:rPr>
+          <w:rFonts w:ascii="Segoe UI Symbol" w:hAnsi="Segoe UI Symbol" w:cs="Segoe UI Symbol"/>
+          <w:b/>
+          <w:bCs/>
+        </w:rPr>
+        <w:t>⃣</w:t>
+      </w:r>
+      <w:r>
+        <w:rPr>
+          <w:b/>
+          <w:bCs/>
+        </w:rPr>
+        <w:t xml:space="preserve"> Deployment Package</w:t>
+      </w:r>
+    </w:p>
+    <w:p>
+      <w:pPr>
+        <w:numPr>
+          <w:ilvl w:val="0"/>
+          <w:numId w:val="21"/>
+        </w:numPr>
+      </w:pPr>
+      <w:r>
+        <w:t>FastAPI code</w:t>
+      </w:r>
+    </w:p>
+    <w:p>
+      <w:pPr>
+        <w:numPr>
+          <w:ilvl w:val="0"/>
+          <w:numId w:val="21"/>
+        </w:numPr>
+      </w:pPr>
+      <w:r>
+        <w:t>API docs</w:t>
+      </w:r>
+    </w:p>
+    <w:p>
+      <w:pPr>
+        <w:numPr>
+          <w:ilvl w:val="0"/>
+          <w:numId w:val="21"/>
+        </w:numPr>
+      </w:pPr>
+      <w:r>
+        <w:t>Deployment guide</w:t>
+      </w:r>
+    </w:p>
+    <w:p>
+      <w:pPr>
+        <w:rPr>
+          <w:b/>
+          <w:bCs/>
+        </w:rPr>
+      </w:pPr>
+      <w:r>
+        <w:rPr>
+          <w:b/>
+          <w:bCs/>
+        </w:rPr>
+        <w:t>3️</w:t>
+      </w:r>
+      <w:r>
+        <w:rPr>
+          <w:rFonts w:ascii="Segoe UI Symbol" w:hAnsi="Segoe UI Symbol" w:cs="Segoe UI Symbol"/>
+          <w:b/>
+          <w:bCs/>
+        </w:rPr>
+        <w:t>⃣</w:t>
+      </w:r>
+      <w:r>
+        <w:rPr>
+          <w:b/>
+          <w:bCs/>
+        </w:rPr>
+        <w:t xml:space="preserve"> Data outputs</w:t>
+      </w:r>
+    </w:p>
+    <w:p>
+      <w:r>
+        <w:t>model_table.csv</w:t>
+      </w:r>
+      <w:r>
+        <w:br/>
+        <w:t>feature_schema.json</w:t>
+      </w:r>
+      <w:r>
+        <w:br/>
+        <w:t>drift_summary.csv</w:t>
+      </w:r>
+    </w:p>
+    <w:p>
+      <w:pPr>
+        <w:rPr>
+          <w:b/>
+          <w:bCs/>
+        </w:rPr>
+      </w:pPr>
+      <w:r>
+        <w:rPr>
+          <w:b/>
+          <w:bCs/>
+        </w:rPr>
+        <w:t>4️</w:t>
+      </w:r>
+      <w:r>
+        <w:rPr>
+          <w:rFonts w:ascii="Segoe UI Symbol" w:hAnsi="Segoe UI Symbol" w:cs="Segoe UI Symbol"/>
+          <w:b/>
+          <w:bCs/>
+        </w:rPr>
+        <w:t>⃣</w:t>
+      </w:r>
+      <w:r>
+        <w:rPr>
+          <w:b/>
+          <w:bCs/>
+        </w:rPr>
+        <w:t xml:space="preserve"> Business Report</w:t>
+      </w:r>
+    </w:p>
+    <w:p>
+      <w:r>
+        <w:t>Healthcare_Insights_Report.docx</w:t>
+      </w:r>
+      <w:r>
+        <w:br/>
+        <w:t>(2–3 pages)</w:t>
+      </w:r>
+    </w:p>
+    <w:p/>
+    <w:p/>
+    <w:p>
+      <w:r>
+        <w:lastRenderedPageBreak/>
+        <w:drawing>
+          <wp:inline distT="0" distB="0" distL="0" distR="0" wp14:anchorId="18F53DFD" wp14:editId="4EDC5894">
+            <wp:extent cx="5731510" cy="4288155"/>
+            <wp:effectExtent l="0" t="0" r="2540" b="0"/>
+            <wp:docPr id="1330153343" name="Picture 1"/>
+            <wp:cNvGraphicFramePr>
+              <a:graphicFrameLocks xmlns:a="http://schemas.openxmlformats.org/drawingml/2006/main" noChangeAspect="1"/>
+            </wp:cNvGraphicFramePr>
+            <a:graphic xmlns:a="http://schemas.openxmlformats.org/drawingml/2006/main">
+              <a:graphicData uri="http://schemas.openxmlformats.org/drawingml/2006/picture">
+                <pic:pic xmlns:pic="http://schemas.openxmlformats.org/drawingml/2006/picture">
+                  <pic:nvPicPr>
+                    <pic:cNvPr id="1330153343" name=""/>
+                    <pic:cNvPicPr/>
+                  </pic:nvPicPr>
+                  <pic:blipFill>
+                    <a:blip r:embed="rId19"/>
+                    <a:stretch>
+                      <a:fillRect/>
+                    </a:stretch>
+                  </pic:blipFill>
+                  <pic:spPr>
+                    <a:xfrm>
+                      <a:off x="0" y="0"/>
+                      <a:ext cx="5731510" cy="4288155"/>
+                    </a:xfrm>
+                    <a:prstGeom prst="rect">
+                      <a:avLst/>
+                    </a:prstGeom>
+                  </pic:spPr>
+                </pic:pic>
+              </a:graphicData>
+            </a:graphic>
+          </wp:inline>
+        </w:drawing>
+      </w:r>
+    </w:p>
+    <w:p/>
+    <w:p/>
+    <w:p/>
+    <w:p>
+      <w:r>
+        <w:lastRenderedPageBreak/>
+        <w:drawing>
+          <wp:inline distT="0" distB="0" distL="0" distR="0" wp14:anchorId="33E391E2" wp14:editId="7812439A">
+            <wp:extent cx="5731510" cy="3922395"/>
+            <wp:effectExtent l="0" t="0" r="2540" b="1905"/>
+            <wp:docPr id="952527836" name="Picture 1"/>
+            <wp:cNvGraphicFramePr>
+              <a:graphicFrameLocks xmlns:a="http://schemas.openxmlformats.org/drawingml/2006/main" noChangeAspect="1"/>
+            </wp:cNvGraphicFramePr>
+            <a:graphic xmlns:a="http://schemas.openxmlformats.org/drawingml/2006/main">
+              <a:graphicData uri="http://schemas.openxmlformats.org/drawingml/2006/picture">
+                <pic:pic xmlns:pic="http://schemas.openxmlformats.org/drawingml/2006/picture">
+                  <pic:nvPicPr>
+                    <pic:cNvPr id="952527836" name=""/>
+                    <pic:cNvPicPr/>
+                  </pic:nvPicPr>
+                  <pic:blipFill>
+                    <a:blip r:embed="rId20"/>
+                    <a:stretch>
+                      <a:fillRect/>
+                    </a:stretch>
+                  </pic:blipFill>
+                  <pic:spPr>
+                    <a:xfrm>
+                      <a:off x="0" y="0"/>
+                      <a:ext cx="5731510" cy="3922395"/>
+                    </a:xfrm>
+                    <a:prstGeom prst="rect">
+                      <a:avLst/>
+                    </a:prstGeom>
+                  </pic:spPr>
+                </pic:pic>
+              </a:graphicData>
+            </a:graphic>
+          </wp:inline>
+        </w:drawing>
+      </w:r>
+    </w:p>
+    <w:p>
+      <w:r>
+        <w:t>Write summary based on this.</w:t>
+      </w:r>
+    </w:p>
+    <w:p/>
+    <w:p>
+      <w:r>
+        <w:lastRenderedPageBreak/>
+        <w:drawing>
+          <wp:inline distT="0" distB="0" distL="0" distR="0" wp14:anchorId="7BF5A006" wp14:editId="69BDF0A8">
+            <wp:extent cx="5731510" cy="4657725"/>
+            <wp:effectExtent l="0" t="0" r="2540" b="9525"/>
+            <wp:docPr id="1183325886" name="Picture 1"/>
+            <wp:cNvGraphicFramePr>
+              <a:graphicFrameLocks xmlns:a="http://schemas.openxmlformats.org/drawingml/2006/main" noChangeAspect="1"/>
+            </wp:cNvGraphicFramePr>
+            <a:graphic xmlns:a="http://schemas.openxmlformats.org/drawingml/2006/main">
+              <a:graphicData uri="http://schemas.openxmlformats.org/drawingml/2006/picture">
+                <pic:pic xmlns:pic="http://schemas.openxmlformats.org/drawingml/2006/picture">
+                  <pic:nvPicPr>
+                    <pic:cNvPr id="1183325886" name=""/>
+                    <pic:cNvPicPr/>
+                  </pic:nvPicPr>
+                  <pic:blipFill>
+                    <a:blip r:embed="rId21"/>
+                    <a:stretch>
+                      <a:fillRect/>
+                    </a:stretch>
+                  </pic:blipFill>
+                  <pic:spPr>
+                    <a:xfrm>
+                      <a:off x="0" y="0"/>
+                      <a:ext cx="5731510" cy="4657725"/>
+                    </a:xfrm>
+                    <a:prstGeom prst="rect">
+                      <a:avLst/>
+                    </a:prstGeom>
+                  </pic:spPr>
+                </pic:pic>
+              </a:graphicData>
+            </a:graphic>
+          </wp:inline>
+        </w:drawing>
+      </w:r>
+    </w:p>
+    <w:p/>
+    <w:p>
+      <w:r>
+        <w:lastRenderedPageBreak/>
+        <w:drawing>
+          <wp:inline distT="0" distB="0" distL="0" distR="0" wp14:anchorId="03785166" wp14:editId="54776296">
+            <wp:extent cx="5731510" cy="3847465"/>
+            <wp:effectExtent l="0" t="0" r="2540" b="635"/>
+            <wp:docPr id="383085111" name="Picture 1"/>
+            <wp:cNvGraphicFramePr>
+              <a:graphicFrameLocks xmlns:a="http://schemas.openxmlformats.org/drawingml/2006/main" noChangeAspect="1"/>
+            </wp:cNvGraphicFramePr>
+            <a:graphic xmlns:a="http://schemas.openxmlformats.org/drawingml/2006/main">
+              <a:graphicData uri="http://schemas.openxmlformats.org/drawingml/2006/picture">
+                <pic:pic xmlns:pic="http://schemas.openxmlformats.org/drawingml/2006/picture">
+                  <pic:nvPicPr>
+                    <pic:cNvPr id="383085111" name=""/>
+                    <pic:cNvPicPr/>
+                  </pic:nvPicPr>
+                  <pic:blipFill>
+                    <a:blip r:embed="rId22"/>
+                    <a:stretch>
+                      <a:fillRect/>
+                    </a:stretch>
+                  </pic:blipFill>
+                  <pic:spPr>
+                    <a:xfrm>
+                      <a:off x="0" y="0"/>
+                      <a:ext cx="5731510" cy="3847465"/>
+                    </a:xfrm>
+                    <a:prstGeom prst="rect">
+                      <a:avLst/>
+                    </a:prstGeom>
+                  </pic:spPr>
+                </pic:pic>
+              </a:graphicData>
+            </a:graphic>
+          </wp:inline>
+        </w:drawing>
+      </w:r>
+    </w:p>
+    <w:p/>
+    <w:p>
+      <w:r>
+        <w:drawing>
+          <wp:inline distT="0" distB="0" distL="0" distR="0" wp14:anchorId="2443BDAF" wp14:editId="55D0AA6E">
+            <wp:extent cx="4854361" cy="3215919"/>
+            <wp:effectExtent l="0" t="0" r="3810" b="3810"/>
+            <wp:docPr id="753615245" name="Picture 1"/>
+            <wp:cNvGraphicFramePr>
+              <a:graphicFrameLocks xmlns:a="http://schemas.openxmlformats.org/drawingml/2006/main" noChangeAspect="1"/>
+            </wp:cNvGraphicFramePr>
+            <a:graphic xmlns:a="http://schemas.openxmlformats.org/drawingml/2006/main">
+              <a:graphicData uri="http://schemas.openxmlformats.org/drawingml/2006/picture">
+                <pic:pic xmlns:pic="http://schemas.openxmlformats.org/drawingml/2006/picture">
+                  <pic:nvPicPr>
+                    <pic:cNvPr id="753615245" name=""/>
+                    <pic:cNvPicPr/>
+                  </pic:nvPicPr>
+                  <pic:blipFill>
+                    <a:blip r:embed="rId23"/>
+                    <a:stretch>
+                      <a:fillRect/>
+                    </a:stretch>
+                  </pic:blipFill>
+                  <pic:spPr>
+                    <a:xfrm>
+                      <a:off x="0" y="0"/>
+                      <a:ext cx="4854361" cy="3215919"/>
+                    </a:xfrm>
+                    <a:prstGeom prst="rect">
+                      <a:avLst/>
+                    </a:prstGeom>
+                  </pic:spPr>
+                </pic:pic>
+              </a:graphicData>
+            </a:graphic>
+          </wp:inline>
+        </w:drawing>
+      </w:r>
+    </w:p>
+    <w:p/>
+    <w:p/>
+    <w:p>
+      <w:r>
+        <w:lastRenderedPageBreak/>
+        <w:drawing>
+          <wp:inline distT="0" distB="0" distL="0" distR="0" wp14:anchorId="6105D82D" wp14:editId="5E80332E">
+            <wp:extent cx="5731510" cy="4762500"/>
+            <wp:effectExtent l="0" t="0" r="2540" b="0"/>
+            <wp:docPr id="1894846771" name="Picture 1"/>
+            <wp:cNvGraphicFramePr>
+              <a:graphicFrameLocks xmlns:a="http://schemas.openxmlformats.org/drawingml/2006/main" noChangeAspect="1"/>
+            </wp:cNvGraphicFramePr>
+            <a:graphic xmlns:a="http://schemas.openxmlformats.org/drawingml/2006/main">
+              <a:graphicData uri="http://schemas.openxmlformats.org/drawingml/2006/picture">
+                <pic:pic xmlns:pic="http://schemas.openxmlformats.org/drawingml/2006/picture">
+                  <pic:nvPicPr>
+                    <pic:cNvPr id="1894846771" name=""/>
+                    <pic:cNvPicPr/>
+                  </pic:nvPicPr>
+                  <pic:blipFill>
+                    <a:blip r:embed="rId24"/>
+                    <a:stretch>
+                      <a:fillRect/>
+                    </a:stretch>
+                  </pic:blipFill>
+                  <pic:spPr>
+                    <a:xfrm>
+                      <a:off x="0" y="0"/>
+                      <a:ext cx="5731510" cy="4762500"/>
+                    </a:xfrm>
+                    <a:prstGeom prst="rect">
+                      <a:avLst/>
+                    </a:prstGeom>
+                  </pic:spPr>
+                </pic:pic>
+              </a:graphicData>
+            </a:graphic>
+          </wp:inline>
+        </w:drawing>
+      </w:r>
+    </w:p>
+    <w:p/>
+    <w:p>
+      <w:r>
+        <w:lastRenderedPageBreak/>
+        <w:drawing>
+          <wp:inline distT="0" distB="0" distL="0" distR="0" wp14:anchorId="60C0B8A7" wp14:editId="3B80E597">
+            <wp:extent cx="5731510" cy="4725670"/>
+            <wp:effectExtent l="0" t="0" r="2540" b="0"/>
+            <wp:docPr id="979348760" name="Picture 1"/>
+            <wp:cNvGraphicFramePr>
+              <a:graphicFrameLocks xmlns:a="http://schemas.openxmlformats.org/drawingml/2006/main" noChangeAspect="1"/>
+            </wp:cNvGraphicFramePr>
+            <a:graphic xmlns:a="http://schemas.openxmlformats.org/drawingml/2006/main">
+              <a:graphicData uri="http://schemas.openxmlformats.org/drawingml/2006/picture">
+                <pic:pic xmlns:pic="http://schemas.openxmlformats.org/drawingml/2006/picture">
+                  <pic:nvPicPr>
+                    <pic:cNvPr id="979348760" name=""/>
+                    <pic:cNvPicPr/>
+                  </pic:nvPicPr>
+                  <pic:blipFill>
+                    <a:blip r:embed="rId25"/>
+                    <a:stretch>
+                      <a:fillRect/>
+                    </a:stretch>
+                  </pic:blipFill>
+                  <pic:spPr>
+                    <a:xfrm>
+                      <a:off x="0" y="0"/>
+                      <a:ext cx="5731510" cy="4725670"/>
+                    </a:xfrm>
+                    <a:prstGeom prst="rect">
+                      <a:avLst/>
+                    </a:prstGeom>
+                  </pic:spPr>
+                </pic:pic>
+              </a:graphicData>
+            </a:graphic>
+          </wp:inline>
+        </w:drawing>
+      </w:r>
+    </w:p>
+    <w:p/>
+    <w:p>
+      <w:r>
+        <w:lastRenderedPageBreak/>
+        <w:drawing>
+          <wp:inline distT="0" distB="0" distL="0" distR="0" wp14:anchorId="272C0A26" wp14:editId="1D5046F2">
+            <wp:extent cx="5731510" cy="4921250"/>
+            <wp:effectExtent l="0" t="0" r="2540" b="0"/>
+            <wp:docPr id="94221910" name="Picture 1"/>
+            <wp:cNvGraphicFramePr>
+              <a:graphicFrameLocks xmlns:a="http://schemas.openxmlformats.org/drawingml/2006/main" noChangeAspect="1"/>
+            </wp:cNvGraphicFramePr>
+            <a:graphic xmlns:a="http://schemas.openxmlformats.org/drawingml/2006/main">
+              <a:graphicData uri="http://schemas.openxmlformats.org/drawingml/2006/picture">
+                <pic:pic xmlns:pic="http://schemas.openxmlformats.org/drawingml/2006/picture">
+                  <pic:nvPicPr>
+                    <pic:cNvPr id="94221910" name=""/>
+                    <pic:cNvPicPr/>
+                  </pic:nvPicPr>
+                  <pic:blipFill>
+                    <a:blip r:embed="rId26"/>
+                    <a:stretch>
+                      <a:fillRect/>
+                    </a:stretch>
+                  </pic:blipFill>
+                  <pic:spPr>
+                    <a:xfrm>
+                      <a:off x="0" y="0"/>
+                      <a:ext cx="5731510" cy="4921250"/>
+                    </a:xfrm>
+                    <a:prstGeom prst="rect">
+                      <a:avLst/>
+                    </a:prstGeom>
+                  </pic:spPr>
+                </pic:pic>
+              </a:graphicData>
+            </a:graphic>
+          </wp:inline>
+        </w:drawing>
+      </w:r>
+    </w:p>
+    <w:p/>
+    <w:p>
+      <w:r>
+        <w:lastRenderedPageBreak/>
+        <w:drawing>
+          <wp:inline distT="0" distB="0" distL="0" distR="0" wp14:anchorId="0424189A" wp14:editId="314DDAC5">
+            <wp:extent cx="5731510" cy="4187190"/>
+            <wp:effectExtent l="0" t="0" r="2540" b="3810"/>
+            <wp:docPr id="285716204" name="Picture 1"/>
+            <wp:cNvGraphicFramePr>
+              <a:graphicFrameLocks xmlns:a="http://schemas.openxmlformats.org/drawingml/2006/main" noChangeAspect="1"/>
+            </wp:cNvGraphicFramePr>
+            <a:graphic xmlns:a="http://schemas.openxmlformats.org/drawingml/2006/main">
+              <a:graphicData uri="http://schemas.openxmlformats.org/drawingml/2006/picture">
+                <pic:pic xmlns:pic="http://schemas.openxmlformats.org/drawingml/2006/picture">
+                  <pic:nvPicPr>
+                    <pic:cNvPr id="285716204" name=""/>
+                    <pic:cNvPicPr/>
+                  </pic:nvPicPr>
+                  <pic:blipFill>
+                    <a:blip r:embed="rId27"/>
+                    <a:stretch>
+                      <a:fillRect/>
+                    </a:stretch>
+                  </pic:blipFill>
+                  <pic:spPr>
+                    <a:xfrm>
+                      <a:off x="0" y="0"/>
+                      <a:ext cx="5731510" cy="4187190"/>
+                    </a:xfrm>
+                    <a:prstGeom prst="rect">
+                      <a:avLst/>
+                    </a:prstGeom>
+                  </pic:spPr>
+                </pic:pic>
+              </a:graphicData>
+            </a:graphic>
+          </wp:inline>
+        </w:drawing>
+      </w:r>
+    </w:p>
+    <w:p/>
     <w:p/>
     <w:sectPr>
       <w:pgSz w:w="11906" w:h="16838"/>
@@ -6912,6 +6862,155 @@
     </w:lvl>
   </w:abstractNum>
   <w:abstractNum w:abstractNumId="9" w15:restartNumberingAfterBreak="0">
+    <w:nsid w:val="33C60288"/>
+    <w:multiLevelType w:val="multilevel"/>
+    <w:tmpl w:val="7982FDBE"/>
+    <w:lvl w:ilvl="0">
+      <w:start w:val="1"/>
+      <w:numFmt w:val="bullet"/>
+      <w:lvlText w:val=""/>
+      <w:lvlJc w:val="left"/>
+      <w:pPr>
+        <w:tabs>
+          <w:tab w:val="num" w:pos="720"/>
+        </w:tabs>
+        <w:ind w:left="720" w:hanging="360"/>
+      </w:pPr>
+      <w:rPr>
+        <w:rFonts w:ascii="Symbol" w:hAnsi="Symbol" w:hint="default"/>
+        <w:sz w:val="20"/>
+      </w:rPr>
+    </w:lvl>
+    <w:lvl w:ilvl="1" w:tentative="1">
+      <w:start w:val="1"/>
+      <w:numFmt w:val="bullet"/>
+      <w:lvlText w:val="o"/>
+      <w:lvlJc w:val="left"/>
+      <w:pPr>
+        <w:tabs>
+          <w:tab w:val="num" w:pos="1440"/>
+        </w:tabs>
+        <w:ind w:left="1440" w:hanging="360"/>
+      </w:pPr>
+      <w:rPr>
+        <w:rFonts w:ascii="Courier New" w:hAnsi="Courier New" w:hint="default"/>
+        <w:sz w:val="20"/>
+      </w:rPr>
+    </w:lvl>
+    <w:lvl w:ilvl="2" w:tentative="1">
+      <w:start w:val="1"/>
+      <w:numFmt w:val="bullet"/>
+      <w:lvlText w:val=""/>
+      <w:lvlJc w:val="left"/>
+      <w:pPr>
+        <w:tabs>
+          <w:tab w:val="num" w:pos="2160"/>
+        </w:tabs>
+        <w:ind w:left="2160" w:hanging="360"/>
+      </w:pPr>
+      <w:rPr>
+        <w:rFonts w:ascii="Wingdings" w:hAnsi="Wingdings" w:hint="default"/>
+        <w:sz w:val="20"/>
+      </w:rPr>
+    </w:lvl>
+    <w:lvl w:ilvl="3" w:tentative="1">
+      <w:start w:val="1"/>
+      <w:numFmt w:val="bullet"/>
+      <w:lvlText w:val=""/>
+      <w:lvlJc w:val="left"/>
+      <w:pPr>
+        <w:tabs>
+          <w:tab w:val="num" w:pos="2880"/>
+        </w:tabs>
+        <w:ind w:left="2880" w:hanging="360"/>
+      </w:pPr>
+      <w:rPr>
+        <w:rFonts w:ascii="Wingdings" w:hAnsi="Wingdings" w:hint="default"/>
+        <w:sz w:val="20"/>
+      </w:rPr>
+    </w:lvl>
+    <w:lvl w:ilvl="4" w:tentative="1">
+      <w:start w:val="1"/>
+      <w:numFmt w:val="bullet"/>
+      <w:lvlText w:val=""/>
+      <w:lvlJc w:val="left"/>
+      <w:pPr>
+        <w:tabs>
+          <w:tab w:val="num" w:pos="3600"/>
+        </w:tabs>
+        <w:ind w:left="3600" w:hanging="360"/>
+      </w:pPr>
+      <w:rPr>
+        <w:rFonts w:ascii="Wingdings" w:hAnsi="Wingdings" w:hint="default"/>
+        <w:sz w:val="20"/>
+      </w:rPr>
+    </w:lvl>
+    <w:lvl w:ilvl="5" w:tentative="1">
+      <w:start w:val="1"/>
+      <w:numFmt w:val="bullet"/>
+      <w:lvlText w:val=""/>
+      <w:lvlJc w:val="left"/>
+      <w:pPr>
+        <w:tabs>
+          <w:tab w:val="num" w:pos="4320"/>
+        </w:tabs>
+        <w:ind w:left="4320" w:hanging="360"/>
+      </w:pPr>
+      <w:rPr>
+        <w:rFonts w:ascii="Wingdings" w:hAnsi="Wingdings" w:hint="default"/>
+        <w:sz w:val="20"/>
+      </w:rPr>
+    </w:lvl>
+    <w:lvl w:ilvl="6" w:tentative="1">
+      <w:start w:val="1"/>
+      <w:numFmt w:val="bullet"/>
+      <w:lvlText w:val=""/>
+      <w:lvlJc w:val="left"/>
+      <w:pPr>
+        <w:tabs>
+          <w:tab w:val="num" w:pos="5040"/>
+        </w:tabs>
+        <w:ind w:left="5040" w:hanging="360"/>
+      </w:pPr>
+      <w:rPr>
+        <w:rFonts w:ascii="Wingdings" w:hAnsi="Wingdings" w:hint="default"/>
+        <w:sz w:val="20"/>
+      </w:rPr>
+    </w:lvl>
+    <w:lvl w:ilvl="7" w:tentative="1">
+      <w:start w:val="1"/>
+      <w:numFmt w:val="bullet"/>
+      <w:lvlText w:val=""/>
+      <w:lvlJc w:val="left"/>
+      <w:pPr>
+        <w:tabs>
+          <w:tab w:val="num" w:pos="5760"/>
+        </w:tabs>
+        <w:ind w:left="5760" w:hanging="360"/>
+      </w:pPr>
+      <w:rPr>
+        <w:rFonts w:ascii="Wingdings" w:hAnsi="Wingdings" w:hint="default"/>
+        <w:sz w:val="20"/>
+      </w:rPr>
+    </w:lvl>
+    <w:lvl w:ilvl="8" w:tentative="1">
+      <w:start w:val="1"/>
+      <w:numFmt w:val="bullet"/>
+      <w:lvlText w:val=""/>
+      <w:lvlJc w:val="left"/>
+      <w:pPr>
+        <w:tabs>
+          <w:tab w:val="num" w:pos="6480"/>
+        </w:tabs>
+        <w:ind w:left="6480" w:hanging="360"/>
+      </w:pPr>
+      <w:rPr>
+        <w:rFonts w:ascii="Wingdings" w:hAnsi="Wingdings" w:hint="default"/>
+        <w:sz w:val="20"/>
+      </w:rPr>
+    </w:lvl>
+  </w:abstractNum>
+  <w:abstractNum w:abstractNumId="10" w15:restartNumberingAfterBreak="0">
     <w:nsid w:val="42C37324"/>
     <w:multiLevelType w:val="multilevel"/>
     <w:tmpl w:val="1F8C8760"/>
@@ -7060,7 +7159,7 @@
       </w:rPr>
     </w:lvl>
   </w:abstractNum>
-  <w:abstractNum w:abstractNumId="10" w15:restartNumberingAfterBreak="0">
+  <w:abstractNum w:abstractNumId="11" w15:restartNumberingAfterBreak="0">
     <w:nsid w:val="48884F38"/>
     <w:multiLevelType w:val="multilevel"/>
     <w:tmpl w:val="9C109672"/>
@@ -7209,7 +7308,7 @@
       </w:rPr>
     </w:lvl>
   </w:abstractNum>
-  <w:abstractNum w:abstractNumId="11" w15:restartNumberingAfterBreak="0">
+  <w:abstractNum w:abstractNumId="12" w15:restartNumberingAfterBreak="0">
     <w:nsid w:val="4C203B91"/>
     <w:multiLevelType w:val="multilevel"/>
     <w:tmpl w:val="E55EC23E"/>
@@ -7358,7 +7457,7 @@
       </w:rPr>
     </w:lvl>
   </w:abstractNum>
-  <w:abstractNum w:abstractNumId="12" w15:restartNumberingAfterBreak="0">
+  <w:abstractNum w:abstractNumId="13" w15:restartNumberingAfterBreak="0">
     <w:nsid w:val="4CA3417C"/>
     <w:multiLevelType w:val="multilevel"/>
     <w:tmpl w:val="F5B84560"/>
@@ -7507,7 +7606,7 @@
       </w:rPr>
     </w:lvl>
   </w:abstractNum>
-  <w:abstractNum w:abstractNumId="13" w15:restartNumberingAfterBreak="0">
+  <w:abstractNum w:abstractNumId="14" w15:restartNumberingAfterBreak="0">
     <w:nsid w:val="55667359"/>
     <w:multiLevelType w:val="multilevel"/>
     <w:tmpl w:val="E0A80746"/>
@@ -7656,7 +7755,7 @@
       </w:rPr>
     </w:lvl>
   </w:abstractNum>
-  <w:abstractNum w:abstractNumId="14" w15:restartNumberingAfterBreak="0">
+  <w:abstractNum w:abstractNumId="15" w15:restartNumberingAfterBreak="0">
     <w:nsid w:val="58322D38"/>
     <w:multiLevelType w:val="multilevel"/>
     <w:tmpl w:val="DCF2D5F2"/>
@@ -7805,7 +7904,7 @@
       </w:rPr>
     </w:lvl>
   </w:abstractNum>
-  <w:abstractNum w:abstractNumId="15" w15:restartNumberingAfterBreak="0">
+  <w:abstractNum w:abstractNumId="16" w15:restartNumberingAfterBreak="0">
     <w:nsid w:val="58C01802"/>
     <w:multiLevelType w:val="multilevel"/>
     <w:tmpl w:val="9450272E"/>
@@ -7954,7 +8053,7 @@
       </w:rPr>
     </w:lvl>
   </w:abstractNum>
-  <w:abstractNum w:abstractNumId="16" w15:restartNumberingAfterBreak="0">
+  <w:abstractNum w:abstractNumId="17" w15:restartNumberingAfterBreak="0">
     <w:nsid w:val="59281204"/>
     <w:multiLevelType w:val="multilevel"/>
     <w:tmpl w:val="BA4ECD3C"/>
@@ -8103,7 +8202,7 @@
       </w:rPr>
     </w:lvl>
   </w:abstractNum>
-  <w:abstractNum w:abstractNumId="17" w15:restartNumberingAfterBreak="0">
+  <w:abstractNum w:abstractNumId="18" w15:restartNumberingAfterBreak="0">
     <w:nsid w:val="62A34B51"/>
     <w:multiLevelType w:val="multilevel"/>
     <w:tmpl w:val="434C171E"/>
@@ -8252,7 +8351,7 @@
       </w:rPr>
     </w:lvl>
   </w:abstractNum>
-  <w:abstractNum w:abstractNumId="18" w15:restartNumberingAfterBreak="0">
+  <w:abstractNum w:abstractNumId="19" w15:restartNumberingAfterBreak="0">
     <w:nsid w:val="6FA73351"/>
     <w:multiLevelType w:val="multilevel"/>
     <w:tmpl w:val="C17EA314"/>
@@ -8401,7 +8500,7 @@
       </w:rPr>
     </w:lvl>
   </w:abstractNum>
-  <w:abstractNum w:abstractNumId="19" w15:restartNumberingAfterBreak="0">
+  <w:abstractNum w:abstractNumId="20" w15:restartNumberingAfterBreak="0">
     <w:nsid w:val="7AA2609C"/>
     <w:multiLevelType w:val="multilevel"/>
     <w:tmpl w:val="058AE27C"/>
@@ -8518,7 +8617,7 @@
     <w:abstractNumId w:val="0"/>
   </w:num>
   <w:num w:numId="2" w16cid:durableId="2021809868">
-    <w:abstractNumId w:val="12"/>
+    <w:abstractNumId w:val="13"/>
   </w:num>
   <w:num w:numId="3" w16cid:durableId="585651339">
     <w:abstractNumId w:val="4"/>
@@ -8527,16 +8626,16 @@
     <w:abstractNumId w:val="5"/>
   </w:num>
   <w:num w:numId="5" w16cid:durableId="663361682">
-    <w:abstractNumId w:val="11"/>
+    <w:abstractNumId w:val="12"/>
   </w:num>
   <w:num w:numId="6" w16cid:durableId="2123458473">
+    <w:abstractNumId w:val="17"/>
+  </w:num>
+  <w:num w:numId="7" w16cid:durableId="1283533211">
     <w:abstractNumId w:val="16"/>
   </w:num>
-  <w:num w:numId="7" w16cid:durableId="1283533211">
+  <w:num w:numId="8" w16cid:durableId="265314147">
     <w:abstractNumId w:val="15"/>
-  </w:num>
-  <w:num w:numId="8" w16cid:durableId="265314147">
-    <w:abstractNumId w:val="14"/>
   </w:num>
   <w:num w:numId="9" w16cid:durableId="1010722139">
     <w:abstractNumId w:val="6"/>
@@ -8545,13 +8644,13 @@
     <w:abstractNumId w:val="3"/>
   </w:num>
   <w:num w:numId="11" w16cid:durableId="171992789">
-    <w:abstractNumId w:val="9"/>
+    <w:abstractNumId w:val="10"/>
   </w:num>
   <w:num w:numId="12" w16cid:durableId="2058042750">
     <w:abstractNumId w:val="1"/>
   </w:num>
   <w:num w:numId="13" w16cid:durableId="2127579748">
-    <w:abstractNumId w:val="10"/>
+    <w:abstractNumId w:val="11"/>
   </w:num>
   <w:num w:numId="14" w16cid:durableId="1537431765">
     <w:abstractNumId w:val="7"/>
@@ -8560,19 +8659,22 @@
     <w:abstractNumId w:val="8"/>
   </w:num>
   <w:num w:numId="16" w16cid:durableId="930285685">
-    <w:abstractNumId w:val="19"/>
+    <w:abstractNumId w:val="20"/>
   </w:num>
   <w:num w:numId="17" w16cid:durableId="557136052">
-    <w:abstractNumId w:val="17"/>
+    <w:abstractNumId w:val="18"/>
   </w:num>
   <w:num w:numId="18" w16cid:durableId="2126271135">
     <w:abstractNumId w:val="2"/>
   </w:num>
   <w:num w:numId="19" w16cid:durableId="1527065270">
-    <w:abstractNumId w:val="18"/>
+    <w:abstractNumId w:val="19"/>
   </w:num>
   <w:num w:numId="20" w16cid:durableId="926964101">
-    <w:abstractNumId w:val="13"/>
+    <w:abstractNumId w:val="14"/>
+  </w:num>
+  <w:num w:numId="21" w16cid:durableId="1978795914">
+    <w:abstractNumId w:val="9"/>
   </w:num>
 </w:numbering>
 </file>
@@ -9180,7 +9282,6 @@
   <w:style w:type="character" w:default="1" w:styleId="DefaultParagraphFont">
     <w:name w:val="Default Paragraph Font"/>
     <w:uiPriority w:val="1"/>
-    <w:semiHidden/>
     <w:unhideWhenUsed/>
   </w:style>
   <w:style w:type="table" w:default="1" w:styleId="TableNormal">

--- a/Introduction.docx
+++ b/Introduction.docx
@@ -5544,6 +5544,87 @@
     </w:p>
     <w:p/>
     <w:p/>
+    <w:p/>
+    <w:p>
+      <w:r>
+        <w:drawing>
+          <wp:inline distT="0" distB="0" distL="0" distR="0" wp14:anchorId="6E09E3B8" wp14:editId="5CAE1870">
+            <wp:extent cx="5731510" cy="2922905"/>
+            <wp:effectExtent l="0" t="0" r="2540" b="0"/>
+            <wp:docPr id="121511766" name="Picture 1"/>
+            <wp:cNvGraphicFramePr>
+              <a:graphicFrameLocks xmlns:a="http://schemas.openxmlformats.org/drawingml/2006/main" noChangeAspect="1"/>
+            </wp:cNvGraphicFramePr>
+            <a:graphic xmlns:a="http://schemas.openxmlformats.org/drawingml/2006/main">
+              <a:graphicData uri="http://schemas.openxmlformats.org/drawingml/2006/picture">
+                <pic:pic xmlns:pic="http://schemas.openxmlformats.org/drawingml/2006/picture">
+                  <pic:nvPicPr>
+                    <pic:cNvPr id="121511766" name=""/>
+                    <pic:cNvPicPr/>
+                  </pic:nvPicPr>
+                  <pic:blipFill>
+                    <a:blip r:embed="rId28"/>
+                    <a:stretch>
+                      <a:fillRect/>
+                    </a:stretch>
+                  </pic:blipFill>
+                  <pic:spPr>
+                    <a:xfrm>
+                      <a:off x="0" y="0"/>
+                      <a:ext cx="5731510" cy="2922905"/>
+                    </a:xfrm>
+                    <a:prstGeom prst="rect">
+                      <a:avLst/>
+                    </a:prstGeom>
+                  </pic:spPr>
+                </pic:pic>
+              </a:graphicData>
+            </a:graphic>
+          </wp:inline>
+        </w:drawing>
+      </w:r>
+    </w:p>
+    <w:p/>
+    <w:p>
+      <w:r>
+        <w:lastRenderedPageBreak/>
+        <w:drawing>
+          <wp:inline distT="0" distB="0" distL="0" distR="0" wp14:anchorId="02F231D2" wp14:editId="5FE0F1B3">
+            <wp:extent cx="5731510" cy="2886710"/>
+            <wp:effectExtent l="0" t="0" r="2540" b="8890"/>
+            <wp:docPr id="1915196135" name="Picture 1"/>
+            <wp:cNvGraphicFramePr>
+              <a:graphicFrameLocks xmlns:a="http://schemas.openxmlformats.org/drawingml/2006/main" noChangeAspect="1"/>
+            </wp:cNvGraphicFramePr>
+            <a:graphic xmlns:a="http://schemas.openxmlformats.org/drawingml/2006/main">
+              <a:graphicData uri="http://schemas.openxmlformats.org/drawingml/2006/picture">
+                <pic:pic xmlns:pic="http://schemas.openxmlformats.org/drawingml/2006/picture">
+                  <pic:nvPicPr>
+                    <pic:cNvPr id="1915196135" name=""/>
+                    <pic:cNvPicPr/>
+                  </pic:nvPicPr>
+                  <pic:blipFill>
+                    <a:blip r:embed="rId29"/>
+                    <a:stretch>
+                      <a:fillRect/>
+                    </a:stretch>
+                  </pic:blipFill>
+                  <pic:spPr>
+                    <a:xfrm>
+                      <a:off x="0" y="0"/>
+                      <a:ext cx="5731510" cy="2886710"/>
+                    </a:xfrm>
+                    <a:prstGeom prst="rect">
+                      <a:avLst/>
+                    </a:prstGeom>
+                  </pic:spPr>
+                </pic:pic>
+              </a:graphicData>
+            </a:graphic>
+          </wp:inline>
+        </w:drawing>
+      </w:r>
+    </w:p>
     <w:sectPr>
       <w:pgSz w:w="11906" w:h="16838"/>
       <w:pgMar w:top="1440" w:right="1440" w:bottom="1440" w:left="1440" w:header="708" w:footer="708" w:gutter="0"/>

--- a/Introduction.docx
+++ b/Introduction.docx
@@ -37,7 +37,15 @@
     </w:p>
     <w:p>
       <w:r>
-        <w:t>The capstone emphasises the application of SQL, Python, Machine Learning, and MLOps practices to solve operational and financial challenges faced by hospital leadership, clinical teams, and finance departments.</w:t>
+        <w:t xml:space="preserve">The capstone emphasises the application of SQL, Python, Machine Learning, and </w:t>
+      </w:r>
+      <w:proofErr w:type="spellStart"/>
+      <w:r>
+        <w:t>MLOps</w:t>
+      </w:r>
+      <w:proofErr w:type="spellEnd"/>
+      <w:r>
+        <w:t xml:space="preserve"> practices to solve operational and financial challenges faced by hospital leadership, clinical teams, and finance departments.</w:t>
       </w:r>
     </w:p>
     <w:p>
@@ -284,7 +292,15 @@
       </w:r>
       <w:r>
         <w:br/>
-        <w:t>You must load these CSV files into a relational SQL database of your choice (for example, MySQL, PostgreSQL, or SQL Server) and design your analytics and modeling workflows on top of the SQL layer.</w:t>
+        <w:t xml:space="preserve">You must load these CSV files into a relational SQL database of your choice (for example, MySQL, PostgreSQL, or SQL Server) and design your analytics and </w:t>
+      </w:r>
+      <w:proofErr w:type="spellStart"/>
+      <w:r>
+        <w:t>modeling</w:t>
+      </w:r>
+      <w:proofErr w:type="spellEnd"/>
+      <w:r>
+        <w:t xml:space="preserve"> workflows on top of the SQL layer.</w:t>
       </w:r>
       <w:r>
         <w:br/>
@@ -912,9 +928,11 @@
             <w:hideMark/>
           </w:tcPr>
           <w:p>
+            <w:proofErr w:type="spellStart"/>
             <w:r>
               <w:t>patient_id</w:t>
             </w:r>
+            <w:proofErr w:type="spellEnd"/>
           </w:p>
         </w:tc>
         <w:tc>
@@ -1220,9 +1238,11 @@
             <w:hideMark/>
           </w:tcPr>
           <w:p>
+            <w:proofErr w:type="spellStart"/>
             <w:r>
               <w:t>insurance_provider</w:t>
             </w:r>
+            <w:proofErr w:type="spellEnd"/>
           </w:p>
         </w:tc>
         <w:tc>
@@ -1297,9 +1317,11 @@
             <w:hideMark/>
           </w:tcPr>
           <w:p>
+            <w:proofErr w:type="spellStart"/>
             <w:r>
               <w:t>chronic_flag</w:t>
             </w:r>
+            <w:proofErr w:type="spellEnd"/>
           </w:p>
         </w:tc>
         <w:tc>
@@ -1374,9 +1396,11 @@
             <w:hideMark/>
           </w:tcPr>
           <w:p>
+            <w:proofErr w:type="spellStart"/>
             <w:r>
               <w:t>registration_date</w:t>
             </w:r>
+            <w:proofErr w:type="spellEnd"/>
           </w:p>
         </w:tc>
         <w:tc>
@@ -1573,10 +1597,12 @@
             <w:hideMark/>
           </w:tcPr>
           <w:p>
+            <w:proofErr w:type="spellStart"/>
             <w:r>
               <w:lastRenderedPageBreak/>
               <w:t>visit_id</w:t>
             </w:r>
+            <w:proofErr w:type="spellEnd"/>
           </w:p>
         </w:tc>
         <w:tc>
@@ -1651,9 +1677,11 @@
             <w:hideMark/>
           </w:tcPr>
           <w:p>
+            <w:proofErr w:type="spellStart"/>
             <w:r>
               <w:t>patient_id</w:t>
             </w:r>
+            <w:proofErr w:type="spellEnd"/>
           </w:p>
         </w:tc>
         <w:tc>
@@ -1728,9 +1756,11 @@
             <w:hideMark/>
           </w:tcPr>
           <w:p>
+            <w:proofErr w:type="spellStart"/>
             <w:r>
               <w:t>visit_date</w:t>
             </w:r>
+            <w:proofErr w:type="spellEnd"/>
           </w:p>
         </w:tc>
         <w:tc>
@@ -1882,9 +1912,11 @@
             <w:hideMark/>
           </w:tcPr>
           <w:p>
+            <w:proofErr w:type="spellStart"/>
             <w:r>
               <w:t>visit_type</w:t>
             </w:r>
+            <w:proofErr w:type="spellEnd"/>
           </w:p>
         </w:tc>
         <w:tc>
@@ -1959,9 +1991,11 @@
             <w:hideMark/>
           </w:tcPr>
           <w:p>
+            <w:proofErr w:type="spellStart"/>
             <w:r>
               <w:t>length_of_stay_hours</w:t>
             </w:r>
+            <w:proofErr w:type="spellEnd"/>
           </w:p>
         </w:tc>
         <w:tc>
@@ -2036,9 +2070,11 @@
             <w:hideMark/>
           </w:tcPr>
           <w:p>
+            <w:proofErr w:type="spellStart"/>
             <w:r>
               <w:t>risk_score</w:t>
             </w:r>
+            <w:proofErr w:type="spellEnd"/>
           </w:p>
         </w:tc>
         <w:tc>
@@ -2113,9 +2149,11 @@
             <w:hideMark/>
           </w:tcPr>
           <w:p>
+            <w:proofErr w:type="spellStart"/>
             <w:r>
               <w:t>doctor_id</w:t>
             </w:r>
+            <w:proofErr w:type="spellEnd"/>
           </w:p>
         </w:tc>
         <w:tc>
@@ -2312,9 +2350,11 @@
             <w:hideMark/>
           </w:tcPr>
           <w:p>
+            <w:proofErr w:type="spellStart"/>
             <w:r>
               <w:t>bill_id</w:t>
             </w:r>
+            <w:proofErr w:type="spellEnd"/>
           </w:p>
         </w:tc>
         <w:tc>
@@ -2389,9 +2429,11 @@
             <w:hideMark/>
           </w:tcPr>
           <w:p>
+            <w:proofErr w:type="spellStart"/>
             <w:r>
               <w:t>visit_id</w:t>
             </w:r>
+            <w:proofErr w:type="spellEnd"/>
           </w:p>
         </w:tc>
         <w:tc>
@@ -2466,9 +2508,11 @@
             <w:hideMark/>
           </w:tcPr>
           <w:p>
+            <w:proofErr w:type="spellStart"/>
             <w:r>
               <w:t>billed_amount</w:t>
             </w:r>
+            <w:proofErr w:type="spellEnd"/>
           </w:p>
         </w:tc>
         <w:tc>
@@ -2543,9 +2587,11 @@
             <w:hideMark/>
           </w:tcPr>
           <w:p>
+            <w:proofErr w:type="spellStart"/>
             <w:r>
               <w:t>approved_amount</w:t>
             </w:r>
+            <w:proofErr w:type="spellEnd"/>
           </w:p>
         </w:tc>
         <w:tc>
@@ -2620,9 +2666,11 @@
             <w:hideMark/>
           </w:tcPr>
           <w:p>
+            <w:proofErr w:type="spellStart"/>
             <w:r>
               <w:t>claim_status</w:t>
             </w:r>
+            <w:proofErr w:type="spellEnd"/>
           </w:p>
         </w:tc>
         <w:tc>
@@ -2697,9 +2745,11 @@
             <w:hideMark/>
           </w:tcPr>
           <w:p>
+            <w:proofErr w:type="spellStart"/>
             <w:r>
               <w:t>payment_days</w:t>
             </w:r>
+            <w:proofErr w:type="spellEnd"/>
           </w:p>
         </w:tc>
         <w:tc>
@@ -2774,9 +2824,11 @@
             <w:hideMark/>
           </w:tcPr>
           <w:p>
+            <w:proofErr w:type="spellStart"/>
             <w:r>
               <w:t>billing_date</w:t>
             </w:r>
+            <w:proofErr w:type="spellEnd"/>
           </w:p>
         </w:tc>
         <w:tc>
@@ -2842,7 +2894,15 @@
     </w:p>
     <w:p>
       <w:r>
-        <w:t>Learners must create a relational database and load the CSV files into SQL tables before beginning analysis and modeling.</w:t>
+        <w:t xml:space="preserve">Learners must create a relational database and load the CSV files into SQL tables before beginning analysis and </w:t>
+      </w:r>
+      <w:proofErr w:type="spellStart"/>
+      <w:r>
+        <w:t>modeling</w:t>
+      </w:r>
+      <w:proofErr w:type="spellEnd"/>
+      <w:r>
+        <w:t>.</w:t>
       </w:r>
       <w:r>
         <w:br/>
@@ -2865,7 +2925,31 @@
       </w:r>
       <w:r>
         <w:br/>
-        <w:t>4. Create indexes on commonly queried fields such as visit_date, department, insurance_provider, and claim_status.</w:t>
+        <w:t xml:space="preserve">4. Create indexes on commonly queried fields such as </w:t>
+      </w:r>
+      <w:proofErr w:type="spellStart"/>
+      <w:r>
+        <w:t>visit_date</w:t>
+      </w:r>
+      <w:proofErr w:type="spellEnd"/>
+      <w:r>
+        <w:t xml:space="preserve">, department, </w:t>
+      </w:r>
+      <w:proofErr w:type="spellStart"/>
+      <w:r>
+        <w:t>insurance_provider</w:t>
+      </w:r>
+      <w:proofErr w:type="spellEnd"/>
+      <w:r>
+        <w:t xml:space="preserve">, and </w:t>
+      </w:r>
+      <w:proofErr w:type="spellStart"/>
+      <w:r>
+        <w:t>claim_status</w:t>
+      </w:r>
+      <w:proofErr w:type="spellEnd"/>
+      <w:r>
+        <w:t>.</w:t>
       </w:r>
       <w:r>
         <w:br/>
@@ -2893,7 +2977,23 @@
           <w:b/>
           <w:bCs/>
         </w:rPr>
-        <w:t>1. Jupyter Notebook (Single OR Phase-wise)</w:t>
+        <w:t xml:space="preserve">1. </w:t>
+      </w:r>
+      <w:proofErr w:type="spellStart"/>
+      <w:r>
+        <w:rPr>
+          <w:b/>
+          <w:bCs/>
+        </w:rPr>
+        <w:t>Jupyter</w:t>
+      </w:r>
+      <w:proofErr w:type="spellEnd"/>
+      <w:r>
+        <w:rPr>
+          <w:b/>
+          <w:bCs/>
+        </w:rPr>
+        <w:t xml:space="preserve"> Notebook (Single OR Phase-wise)</w:t>
       </w:r>
     </w:p>
     <w:p>
@@ -3010,7 +3110,15 @@
       </w:r>
       <w:r>
         <w:br/>
-        <w:t>• FastAPI source code</w:t>
+        <w:t xml:space="preserve">• </w:t>
+      </w:r>
+      <w:proofErr w:type="spellStart"/>
+      <w:r>
+        <w:t>FastAPI</w:t>
+      </w:r>
+      <w:proofErr w:type="spellEnd"/>
+      <w:r>
+        <w:t xml:space="preserve"> source code</w:t>
       </w:r>
       <w:r>
         <w:br/>
@@ -3045,8 +3153,13 @@
         </w:rPr>
         <w:t>Folder: </w:t>
       </w:r>
-      <w:r>
-        <w:t>data_outputs/</w:t>
+      <w:proofErr w:type="spellStart"/>
+      <w:r>
+        <w:t>data_outputs</w:t>
+      </w:r>
+      <w:proofErr w:type="spellEnd"/>
+      <w:r>
+        <w:t>/</w:t>
       </w:r>
     </w:p>
     <w:p>
@@ -3063,8 +3176,18 @@
       </w:r>
       <w:r>
         <w:br/>
-        <w:t>• feature_schema.json</w:t>
-      </w:r>
+        <w:t xml:space="preserve">• </w:t>
+      </w:r>
+      <w:proofErr w:type="spellStart"/>
+      <w:r>
+        <w:t>feature_</w:t>
+      </w:r>
+      <w:proofErr w:type="gramStart"/>
+      <w:r>
+        <w:t>schema.json</w:t>
+      </w:r>
+      <w:proofErr w:type="spellEnd"/>
+      <w:proofErr w:type="gramEnd"/>
       <w:r>
         <w:br/>
         <w:t>• drift_summary.csv (if implemented)</w:t>
@@ -3132,7 +3255,15 @@
     </w:p>
     <w:p>
       <w:r>
-        <w:t>Once you have completed the activity, please save the all the files in a zipped folder Capstone: Graded Project_[Your last name].</w:t>
+        <w:t>Once you have completed the activity, please save the all the files in a zipped folder Capstone: Graded Project</w:t>
+      </w:r>
+      <w:proofErr w:type="gramStart"/>
+      <w:r>
+        <w:t>_[</w:t>
+      </w:r>
+      <w:proofErr w:type="gramEnd"/>
+      <w:r>
+        <w:t>Your last name].</w:t>
       </w:r>
     </w:p>
     <w:p>
@@ -3331,7 +3462,23 @@
         <w:t>Phase 1</w:t>
       </w:r>
       <w:r>
-        <w:t> focuses on building a reliable SQL analytics foundation for hospital operations and billing intelligence. This phase converts three raw operational datasets into a structured relational database with enforced integrity, enabling leadership-grade reporting on patient flow, departmental efficiency, and revenue leakage risk. The outputs of Phase 1 establish trusted, queryable KPIs and data-quality checks that power downstream EDA and AI modeling in later phases. </w:t>
+        <w:t xml:space="preserve"> focuses on building a reliable SQL analytics foundation for hospital operations and billing intelligence. This phase converts three raw operational datasets into a structured relational database with enforced integrity, enabling leadership-grade reporting on patient flow, departmental efficiency, and revenue leakage risk. The outputs of Phase 1 establish trusted, </w:t>
+      </w:r>
+      <w:proofErr w:type="spellStart"/>
+      <w:r>
+        <w:t>queryable</w:t>
+      </w:r>
+      <w:proofErr w:type="spellEnd"/>
+      <w:r>
+        <w:t xml:space="preserve"> KPIs and data-quality checks that power downstream EDA and AI </w:t>
+      </w:r>
+      <w:proofErr w:type="spellStart"/>
+      <w:r>
+        <w:t>modeling</w:t>
+      </w:r>
+      <w:proofErr w:type="spellEnd"/>
+      <w:r>
+        <w:t xml:space="preserve"> in later phases. </w:t>
       </w:r>
       <w:r>
         <w:br/>
@@ -3349,7 +3496,15 @@
     </w:p>
     <w:p>
       <w:r>
-        <w:t>Create a reliable, queryable hospital data layer that leadership can trust for operational and financial decision-making.</w:t>
+        <w:t xml:space="preserve">Create a reliable, </w:t>
+      </w:r>
+      <w:proofErr w:type="spellStart"/>
+      <w:r>
+        <w:t>queryable</w:t>
+      </w:r>
+      <w:proofErr w:type="spellEnd"/>
+      <w:r>
+        <w:t xml:space="preserve"> hospital data layer that leadership can trust for operational and financial decision-making.</w:t>
       </w:r>
     </w:p>
     <w:p>
@@ -3500,7 +3655,23 @@
           <w:b/>
           <w:bCs/>
         </w:rPr>
-        <w:t>percentage of High Risk visits per department</w:t>
+        <w:t xml:space="preserve">percentage of </w:t>
+      </w:r>
+      <w:proofErr w:type="gramStart"/>
+      <w:r>
+        <w:rPr>
+          <w:b/>
+          <w:bCs/>
+        </w:rPr>
+        <w:t>High Risk</w:t>
+      </w:r>
+      <w:proofErr w:type="gramEnd"/>
+      <w:r>
+        <w:rPr>
+          <w:b/>
+          <w:bCs/>
+        </w:rPr>
+        <w:t xml:space="preserve"> visits per department</w:t>
       </w:r>
       <w:r>
         <w:t>.</w:t>
@@ -3542,7 +3713,23 @@
           <w:b/>
           <w:bCs/>
         </w:rPr>
-        <w:t>doctors handling the highest number of High Risk visits</w:t>
+        <w:t xml:space="preserve">doctors handling the highest number of </w:t>
+      </w:r>
+      <w:proofErr w:type="gramStart"/>
+      <w:r>
+        <w:rPr>
+          <w:b/>
+          <w:bCs/>
+        </w:rPr>
+        <w:t>High Risk</w:t>
+      </w:r>
+      <w:proofErr w:type="gramEnd"/>
+      <w:r>
+        <w:rPr>
+          <w:b/>
+          <w:bCs/>
+        </w:rPr>
+        <w:t xml:space="preserve"> visits</w:t>
       </w:r>
       <w:r>
         <w:t>.</w:t>
@@ -3620,7 +3807,23 @@
           <w:b/>
           <w:bCs/>
         </w:rPr>
-        <w:t>average payment delay (payment_days) by insurance provider</w:t>
+        <w:t>average payment delay (</w:t>
+      </w:r>
+      <w:proofErr w:type="spellStart"/>
+      <w:r>
+        <w:rPr>
+          <w:b/>
+          <w:bCs/>
+        </w:rPr>
+        <w:t>payment_days</w:t>
+      </w:r>
+      <w:proofErr w:type="spellEnd"/>
+      <w:r>
+        <w:rPr>
+          <w:b/>
+          <w:bCs/>
+        </w:rPr>
+        <w:t>) by insurance provider</w:t>
       </w:r>
       <w:r>
         <w:t>.</w:t>
@@ -3641,7 +3844,39 @@
           <w:b/>
           <w:bCs/>
         </w:rPr>
-        <w:t>revenue realization ratio (approved_amount / billed_amount) by department</w:t>
+        <w:t>revenue realization ratio (</w:t>
+      </w:r>
+      <w:proofErr w:type="spellStart"/>
+      <w:r>
+        <w:rPr>
+          <w:b/>
+          <w:bCs/>
+        </w:rPr>
+        <w:t>approved_amount</w:t>
+      </w:r>
+      <w:proofErr w:type="spellEnd"/>
+      <w:r>
+        <w:rPr>
+          <w:b/>
+          <w:bCs/>
+        </w:rPr>
+        <w:t xml:space="preserve"> / </w:t>
+      </w:r>
+      <w:proofErr w:type="spellStart"/>
+      <w:r>
+        <w:rPr>
+          <w:b/>
+          <w:bCs/>
+        </w:rPr>
+        <w:t>billed_amount</w:t>
+      </w:r>
+      <w:proofErr w:type="spellEnd"/>
+      <w:r>
+        <w:rPr>
+          <w:b/>
+          <w:bCs/>
+        </w:rPr>
+        <w:t>) by department</w:t>
       </w:r>
       <w:r>
         <w:t>.</w:t>
@@ -3662,7 +3897,39 @@
           <w:b/>
           <w:bCs/>
         </w:rPr>
-        <w:t>visits where billed_amount is high but approved_amount is zero or missing</w:t>
+        <w:t xml:space="preserve">visits where </w:t>
+      </w:r>
+      <w:proofErr w:type="spellStart"/>
+      <w:r>
+        <w:rPr>
+          <w:b/>
+          <w:bCs/>
+        </w:rPr>
+        <w:t>billed_amount</w:t>
+      </w:r>
+      <w:proofErr w:type="spellEnd"/>
+      <w:r>
+        <w:rPr>
+          <w:b/>
+          <w:bCs/>
+        </w:rPr>
+        <w:t xml:space="preserve"> is high but </w:t>
+      </w:r>
+      <w:proofErr w:type="spellStart"/>
+      <w:r>
+        <w:rPr>
+          <w:b/>
+          <w:bCs/>
+        </w:rPr>
+        <w:t>approved_amount</w:t>
+      </w:r>
+      <w:proofErr w:type="spellEnd"/>
+      <w:r>
+        <w:rPr>
+          <w:b/>
+          <w:bCs/>
+        </w:rPr>
+        <w:t xml:space="preserve"> is zero or missing</w:t>
       </w:r>
       <w:r>
         <w:t>.</w:t>
@@ -3741,7 +4008,23 @@
           <w:b/>
           <w:bCs/>
         </w:rPr>
-        <w:t>patients with duplicate patient_id values</w:t>
+        <w:t xml:space="preserve">patients with duplicate </w:t>
+      </w:r>
+      <w:proofErr w:type="spellStart"/>
+      <w:r>
+        <w:rPr>
+          <w:b/>
+          <w:bCs/>
+        </w:rPr>
+        <w:t>patient_id</w:t>
+      </w:r>
+      <w:proofErr w:type="spellEnd"/>
+      <w:r>
+        <w:rPr>
+          <w:b/>
+          <w:bCs/>
+        </w:rPr>
+        <w:t xml:space="preserve"> values</w:t>
       </w:r>
       <w:r>
         <w:t>.</w:t>
@@ -3762,8 +4045,33 @@
           <w:b/>
           <w:bCs/>
         </w:rPr>
-        <w:t>missing or invalid length_of_stay_hours or payment_days</w:t>
-      </w:r>
+        <w:t xml:space="preserve">missing or invalid </w:t>
+      </w:r>
+      <w:proofErr w:type="spellStart"/>
+      <w:r>
+        <w:rPr>
+          <w:b/>
+          <w:bCs/>
+        </w:rPr>
+        <w:t>length_of_stay_hours</w:t>
+      </w:r>
+      <w:proofErr w:type="spellEnd"/>
+      <w:r>
+        <w:rPr>
+          <w:b/>
+          <w:bCs/>
+        </w:rPr>
+        <w:t xml:space="preserve"> or </w:t>
+      </w:r>
+      <w:proofErr w:type="spellStart"/>
+      <w:r>
+        <w:rPr>
+          <w:b/>
+          <w:bCs/>
+        </w:rPr>
+        <w:t>payment_days</w:t>
+      </w:r>
+      <w:proofErr w:type="spellEnd"/>
       <w:r>
         <w:t>.</w:t>
       </w:r>
@@ -3794,7 +4102,16 @@
             <w:b/>
             <w:bCs/>
           </w:rPr>
-          <w:t>Phase 2 — Exploratory Data Analysis and Data Quality</w:t>
+          <w:t xml:space="preserve">Phase 2 — Exploratory Data Analysis and Data </w:t>
+        </w:r>
+        <w:proofErr w:type="spellStart"/>
+        <w:r>
+          <w:rPr>
+            <w:rStyle w:val="Hyperlink"/>
+            <w:b/>
+            <w:bCs/>
+          </w:rPr>
+          <w:t>Quality</w:t>
         </w:r>
       </w:hyperlink>
       <w:hyperlink r:id="rId8" w:history="1">
@@ -3802,7 +4119,14 @@
           <w:rPr>
             <w:rStyle w:val="Hyperlink"/>
           </w:rPr>
-          <w:t>Download Phase 2 — Exploratory Data Analysis and Data Quality</w:t>
+          <w:t>Download</w:t>
+        </w:r>
+        <w:proofErr w:type="spellEnd"/>
+        <w:r>
+          <w:rPr>
+            <w:rStyle w:val="Hyperlink"/>
+          </w:rPr>
+          <w:t xml:space="preserve"> Phase 2 — Exploratory Data Analysis and Data Quality</w:t>
         </w:r>
       </w:hyperlink>
     </w:p>
@@ -3815,7 +4139,15 @@
         <w:t>Phase 2</w:t>
       </w:r>
       <w:r>
-        <w:t> focuses on exploratory data analysis (EDA) and data quality validation before deploying AI models. This phase moves from SQL-based reporting to Python-based profiling, missing-value assessment, outlier detection, and business-driven feature engineering across operations and billing. The outputs of Phase 2 produce a modeling-ready dataset and a clear view of reliability risks in critical fields such as approvals, payment delays, and length of stay.</w:t>
+        <w:t xml:space="preserve"> focuses on exploratory data analysis (EDA) and data quality validation before deploying AI models. This phase moves from SQL-based reporting to Python-based profiling, missing-value assessment, outlier detection, and business-driven feature engineering across operations and billing. The outputs of Phase 2 produce a </w:t>
+      </w:r>
+      <w:proofErr w:type="spellStart"/>
+      <w:r>
+        <w:t>modeling</w:t>
+      </w:r>
+      <w:proofErr w:type="spellEnd"/>
+      <w:r>
+        <w:t>-ready dataset and a clear view of reliability risks in critical fields such as approvals, payment delays, and length of stay.</w:t>
       </w:r>
     </w:p>
     <w:p>
@@ -3859,8 +4191,37 @@
           <w:numId w:val="7"/>
         </w:numPr>
       </w:pPr>
-      <w:r>
-        <w:t>Analyze missing values in approved_amount, payment_days, and length_of_stay_hours.</w:t>
+      <w:proofErr w:type="spellStart"/>
+      <w:r>
+        <w:t>Analyze</w:t>
+      </w:r>
+      <w:proofErr w:type="spellEnd"/>
+      <w:r>
+        <w:t xml:space="preserve"> missing values in </w:t>
+      </w:r>
+      <w:proofErr w:type="spellStart"/>
+      <w:r>
+        <w:t>approved_amount</w:t>
+      </w:r>
+      <w:proofErr w:type="spellEnd"/>
+      <w:r>
+        <w:t xml:space="preserve">, </w:t>
+      </w:r>
+      <w:proofErr w:type="spellStart"/>
+      <w:r>
+        <w:t>payment_days</w:t>
+      </w:r>
+      <w:proofErr w:type="spellEnd"/>
+      <w:r>
+        <w:t xml:space="preserve">, and </w:t>
+      </w:r>
+      <w:proofErr w:type="spellStart"/>
+      <w:r>
+        <w:t>length_of_stay_hours</w:t>
+      </w:r>
+      <w:proofErr w:type="spellEnd"/>
+      <w:r>
+        <w:t>.</w:t>
       </w:r>
     </w:p>
     <w:p>
@@ -3871,7 +4232,23 @@
         </w:numPr>
       </w:pPr>
       <w:r>
-        <w:t>Perform distribution analysis by department, visit_type, insurance_provider, and city.</w:t>
+        <w:t xml:space="preserve">Perform distribution analysis by department, </w:t>
+      </w:r>
+      <w:proofErr w:type="spellStart"/>
+      <w:r>
+        <w:t>visit_type</w:t>
+      </w:r>
+      <w:proofErr w:type="spellEnd"/>
+      <w:r>
+        <w:t xml:space="preserve">, </w:t>
+      </w:r>
+      <w:proofErr w:type="spellStart"/>
+      <w:r>
+        <w:t>insurance_provider</w:t>
+      </w:r>
+      <w:proofErr w:type="spellEnd"/>
+      <w:r>
+        <w:t>, and city.</w:t>
       </w:r>
     </w:p>
     <w:p>
@@ -3882,7 +4259,31 @@
         </w:numPr>
       </w:pPr>
       <w:r>
-        <w:t>Detect and classify outliers in billed_amount, payment_days, and length_of_stay_hours.</w:t>
+        <w:t xml:space="preserve">Detect and classify outliers in </w:t>
+      </w:r>
+      <w:proofErr w:type="spellStart"/>
+      <w:r>
+        <w:t>billed_amount</w:t>
+      </w:r>
+      <w:proofErr w:type="spellEnd"/>
+      <w:r>
+        <w:t xml:space="preserve">, </w:t>
+      </w:r>
+      <w:proofErr w:type="spellStart"/>
+      <w:r>
+        <w:t>payment_days</w:t>
+      </w:r>
+      <w:proofErr w:type="spellEnd"/>
+      <w:r>
+        <w:t xml:space="preserve">, and </w:t>
+      </w:r>
+      <w:proofErr w:type="spellStart"/>
+      <w:r>
+        <w:t>length_of_stay_hours</w:t>
+      </w:r>
+      <w:proofErr w:type="spellEnd"/>
+      <w:r>
+        <w:t>.</w:t>
       </w:r>
     </w:p>
     <w:p>
@@ -3916,7 +4317,15 @@
         </w:numPr>
       </w:pPr>
       <w:r>
-        <w:t>EDA notebook (01_eda.ipynb)</w:t>
+        <w:t>EDA notebook (01_</w:t>
+      </w:r>
+      <w:proofErr w:type="gramStart"/>
+      <w:r>
+        <w:t>eda.ipynb</w:t>
+      </w:r>
+      <w:proofErr w:type="gramEnd"/>
+      <w:r>
+        <w:t>)</w:t>
       </w:r>
     </w:p>
     <w:p>
@@ -3937,8 +4346,13 @@
           <w:numId w:val="8"/>
         </w:numPr>
       </w:pPr>
-      <w:r>
-        <w:t>Modeling dataset (model_table.csv or parquet)</w:t>
+      <w:proofErr w:type="spellStart"/>
+      <w:r>
+        <w:t>Modeling</w:t>
+      </w:r>
+      <w:proofErr w:type="spellEnd"/>
+      <w:r>
+        <w:t xml:space="preserve"> dataset (model_table.csv or parquet)</w:t>
       </w:r>
     </w:p>
     <w:p>
@@ -4019,7 +4433,15 @@
         </w:numPr>
       </w:pPr>
       <w:r>
-        <w:t>Define the target variable as risk_score.</w:t>
+        <w:t xml:space="preserve">Define the target variable as </w:t>
+      </w:r>
+      <w:proofErr w:type="spellStart"/>
+      <w:r>
+        <w:t>risk_score</w:t>
+      </w:r>
+      <w:proofErr w:type="spellEnd"/>
+      <w:r>
+        <w:t>.</w:t>
       </w:r>
     </w:p>
     <w:p>
@@ -4103,7 +4525,15 @@
         </w:numPr>
       </w:pPr>
       <w:r>
-        <w:t>Define the target variable as claim_status.</w:t>
+        <w:t xml:space="preserve">Define the target variable as </w:t>
+      </w:r>
+      <w:proofErr w:type="spellStart"/>
+      <w:r>
+        <w:t>claim_status</w:t>
+      </w:r>
+      <w:proofErr w:type="spellEnd"/>
+      <w:r>
+        <w:t>.</w:t>
       </w:r>
     </w:p>
     <w:p>
@@ -4146,8 +4576,13 @@
           <w:numId w:val="10"/>
         </w:numPr>
       </w:pPr>
-      <w:r>
-        <w:t>Analyze class imbalance and mitigation strategy.</w:t>
+      <w:proofErr w:type="spellStart"/>
+      <w:r>
+        <w:t>Analyze</w:t>
+      </w:r>
+      <w:proofErr w:type="spellEnd"/>
+      <w:r>
+        <w:t xml:space="preserve"> class imbalance and mitigation strategy.</w:t>
       </w:r>
     </w:p>
     <w:p>
@@ -4170,7 +4605,15 @@
         </w:numPr>
       </w:pPr>
       <w:r>
-        <w:t>Risk model notebook (02_risk_model.ipynb)</w:t>
+        <w:t>Risk model notebook (02_risk_</w:t>
+      </w:r>
+      <w:proofErr w:type="gramStart"/>
+      <w:r>
+        <w:t>model.ipynb</w:t>
+      </w:r>
+      <w:proofErr w:type="gramEnd"/>
+      <w:r>
+        <w:t>)</w:t>
       </w:r>
     </w:p>
     <w:p>
@@ -4181,7 +4624,15 @@
         </w:numPr>
       </w:pPr>
       <w:r>
-        <w:t>Claim model notebook (03_claim_model.ipynb)</w:t>
+        <w:t>Claim model notebook (03_claim_</w:t>
+      </w:r>
+      <w:proofErr w:type="gramStart"/>
+      <w:r>
+        <w:t>model.ipynb</w:t>
+      </w:r>
+      <w:proofErr w:type="gramEnd"/>
+      <w:r>
+        <w:t>)</w:t>
       </w:r>
     </w:p>
     <w:p>
@@ -4192,7 +4643,33 @@
         </w:numPr>
       </w:pPr>
       <w:r>
-        <w:t>Saved model artifacts (.pkl or .joblib)</w:t>
+        <w:t xml:space="preserve">Saved model artifacts </w:t>
+      </w:r>
+      <w:proofErr w:type="gramStart"/>
+      <w:r>
+        <w:t>(.</w:t>
+      </w:r>
+      <w:proofErr w:type="spellStart"/>
+      <w:r>
+        <w:t>pkl</w:t>
+      </w:r>
+      <w:proofErr w:type="spellEnd"/>
+      <w:proofErr w:type="gramEnd"/>
+      <w:r>
+        <w:t xml:space="preserve"> </w:t>
+      </w:r>
+      <w:proofErr w:type="gramStart"/>
+      <w:r>
+        <w:t>or .</w:t>
+      </w:r>
+      <w:proofErr w:type="spellStart"/>
+      <w:r>
+        <w:t>joblib</w:t>
+      </w:r>
+      <w:proofErr w:type="spellEnd"/>
+      <w:proofErr w:type="gramEnd"/>
+      <w:r>
+        <w:t>)</w:t>
       </w:r>
     </w:p>
     <w:p>
@@ -4203,7 +4680,20 @@
         </w:numPr>
       </w:pPr>
       <w:r>
-        <w:t>Feature schema file (feature_schema.json)</w:t>
+        <w:t>Feature schema file (</w:t>
+      </w:r>
+      <w:proofErr w:type="spellStart"/>
+      <w:r>
+        <w:t>feature_</w:t>
+      </w:r>
+      <w:proofErr w:type="gramStart"/>
+      <w:r>
+        <w:t>schema.json</w:t>
+      </w:r>
+      <w:proofErr w:type="spellEnd"/>
+      <w:proofErr w:type="gramEnd"/>
+      <w:r>
+        <w:t>)</w:t>
       </w:r>
     </w:p>
     <w:p>
@@ -4214,7 +4704,16 @@
             <w:b/>
             <w:bCs/>
           </w:rPr>
-          <w:t>Phase 4 — Model Evaluation and Explainability</w:t>
+          <w:t xml:space="preserve">Phase 4 — Model Evaluation and </w:t>
+        </w:r>
+        <w:proofErr w:type="spellStart"/>
+        <w:r>
+          <w:rPr>
+            <w:rStyle w:val="Hyperlink"/>
+            <w:b/>
+            <w:bCs/>
+          </w:rPr>
+          <w:t>Explainability</w:t>
         </w:r>
       </w:hyperlink>
       <w:hyperlink r:id="rId12" w:history="1">
@@ -4222,7 +4721,14 @@
           <w:rPr>
             <w:rStyle w:val="Hyperlink"/>
           </w:rPr>
-          <w:t>Download Phase 4 — Model Evaluation and Explainability</w:t>
+          <w:t>Download</w:t>
+        </w:r>
+        <w:proofErr w:type="spellEnd"/>
+        <w:r>
+          <w:rPr>
+            <w:rStyle w:val="Hyperlink"/>
+          </w:rPr>
+          <w:t xml:space="preserve"> Phase 4 — Model Evaluation and Explainability</w:t>
         </w:r>
       </w:hyperlink>
     </w:p>
@@ -4271,7 +4777,15 @@
         </w:numPr>
       </w:pPr>
       <w:r>
-        <w:t>Compute business metrics such as recall for High Risk class and recall for Rejected claim class.</w:t>
+        <w:t xml:space="preserve">Compute business metrics such as recall for </w:t>
+      </w:r>
+      <w:proofErr w:type="gramStart"/>
+      <w:r>
+        <w:t>High Risk</w:t>
+      </w:r>
+      <w:proofErr w:type="gramEnd"/>
+      <w:r>
+        <w:t xml:space="preserve"> class and recall for Rejected claim class.</w:t>
       </w:r>
     </w:p>
     <w:p>
@@ -4293,7 +4807,15 @@
         </w:numPr>
       </w:pPr>
       <w:r>
-        <w:t>Segment performance by gender, city, and insurance_provider to identify fairness gaps.</w:t>
+        <w:t xml:space="preserve">Segment performance by gender, city, and </w:t>
+      </w:r>
+      <w:proofErr w:type="spellStart"/>
+      <w:r>
+        <w:t>insurance_provider</w:t>
+      </w:r>
+      <w:proofErr w:type="spellEnd"/>
+      <w:r>
+        <w:t xml:space="preserve"> to identify fairness gaps.</w:t>
       </w:r>
     </w:p>
     <w:p>
@@ -4384,10 +4906,24 @@
           <w:b/>
           <w:bCs/>
         </w:rPr>
-        <w:t>Tune Hyperparameters:</w:t>
-      </w:r>
-      <w:r>
-        <w:t>Adjust class weights or tree depth.</w:t>
+        <w:t xml:space="preserve">Tune </w:t>
+      </w:r>
+      <w:proofErr w:type="spellStart"/>
+      <w:proofErr w:type="gramStart"/>
+      <w:r>
+        <w:rPr>
+          <w:b/>
+          <w:bCs/>
+        </w:rPr>
+        <w:t>Hyperparameters:</w:t>
+      </w:r>
+      <w:r>
+        <w:t>Adjust</w:t>
+      </w:r>
+      <w:proofErr w:type="spellEnd"/>
+      <w:proofErr w:type="gramEnd"/>
+      <w:r>
+        <w:t xml:space="preserve"> class weights or tree depth.</w:t>
       </w:r>
     </w:p>
     <w:p>
@@ -4402,10 +4938,24 @@
           <w:b/>
           <w:bCs/>
         </w:rPr>
-        <w:t>Feature Engineering:</w:t>
-      </w:r>
-      <w:r>
-        <w:t>Create more interaction features (e.g., </w:t>
+        <w:t xml:space="preserve">Feature </w:t>
+      </w:r>
+      <w:proofErr w:type="spellStart"/>
+      <w:proofErr w:type="gramStart"/>
+      <w:r>
+        <w:rPr>
+          <w:b/>
+          <w:bCs/>
+        </w:rPr>
+        <w:t>Engineering:</w:t>
+      </w:r>
+      <w:r>
+        <w:t>Create</w:t>
+      </w:r>
+      <w:proofErr w:type="spellEnd"/>
+      <w:proofErr w:type="gramEnd"/>
+      <w:r>
+        <w:t xml:space="preserve"> more interaction features (e.g., </w:t>
       </w:r>
     </w:p>
     <w:p>
@@ -4415,9 +4965,11 @@
           <w:numId w:val="15"/>
         </w:numPr>
       </w:pPr>
+      <w:proofErr w:type="spellStart"/>
       <w:r>
         <w:t>bill_amount</w:t>
       </w:r>
+      <w:proofErr w:type="spellEnd"/>
     </w:p>
     <w:p>
       <w:pPr>
@@ -4460,6 +5012,8 @@
           <w:numId w:val="16"/>
         </w:numPr>
       </w:pPr>
+      <w:proofErr w:type="spellStart"/>
+      <w:proofErr w:type="gramStart"/>
       <w:r>
         <w:rPr>
           <w:b/>
@@ -4468,7 +5022,20 @@
         <w:t>Resampling:</w:t>
       </w:r>
       <w:r>
-        <w:t>Use SMOTE or undersampling to handle the class imbalance more aggressively.</w:t>
+        <w:t>Use</w:t>
+      </w:r>
+      <w:proofErr w:type="spellEnd"/>
+      <w:proofErr w:type="gramEnd"/>
+      <w:r>
+        <w:t xml:space="preserve"> SMOTE or </w:t>
+      </w:r>
+      <w:proofErr w:type="spellStart"/>
+      <w:r>
+        <w:t>undersampling</w:t>
+      </w:r>
+      <w:proofErr w:type="spellEnd"/>
+      <w:r>
+        <w:t xml:space="preserve"> to handle the class imbalance more aggressively.</w:t>
       </w:r>
     </w:p>
     <w:p>
@@ -4479,7 +5046,16 @@
             <w:b/>
             <w:bCs/>
           </w:rPr>
-          <w:t>Phase 5 — Deployment and API Integration</w:t>
+          <w:t xml:space="preserve">Phase 5 — Deployment and API </w:t>
+        </w:r>
+        <w:proofErr w:type="spellStart"/>
+        <w:r>
+          <w:rPr>
+            <w:rStyle w:val="Hyperlink"/>
+            <w:b/>
+            <w:bCs/>
+          </w:rPr>
+          <w:t>Integration</w:t>
         </w:r>
       </w:hyperlink>
       <w:hyperlink r:id="rId14" w:history="1">
@@ -4487,7 +5063,14 @@
           <w:rPr>
             <w:rStyle w:val="Hyperlink"/>
           </w:rPr>
-          <w:t>Download Phase 5 — Deployment and API Integration</w:t>
+          <w:t>Download</w:t>
+        </w:r>
+        <w:proofErr w:type="spellEnd"/>
+        <w:r>
+          <w:rPr>
+            <w:rStyle w:val="Hyperlink"/>
+          </w:rPr>
+          <w:t xml:space="preserve"> Phase 5 — Deployment and API Integration</w:t>
         </w:r>
       </w:hyperlink>
     </w:p>
@@ -4500,7 +5083,15 @@
         <w:t>Phase 5</w:t>
       </w:r>
       <w:r>
-        <w:t> focuses on deployment and API integration to make predictive models usable in real hospital workflows. This phase converts notebooks into a real-time FastAPI service with validation and logging. The outputs enable dashboards and internal systems to request predictions safely while capturing audit-ready metadata for monitoring and governance.</w:t>
+        <w:t xml:space="preserve"> focuses on deployment and API integration to make predictive models usable in real hospital workflows. This phase converts notebooks into a real-time </w:t>
+      </w:r>
+      <w:proofErr w:type="spellStart"/>
+      <w:r>
+        <w:t>FastAPI</w:t>
+      </w:r>
+      <w:proofErr w:type="spellEnd"/>
+      <w:r>
+        <w:t xml:space="preserve"> service with validation and logging. The outputs enable dashboards and internal systems to request predictions safely while capturing audit-ready metadata for monitoring and governance.</w:t>
       </w:r>
     </w:p>
     <w:p>
@@ -4525,7 +5116,15 @@
         </w:numPr>
       </w:pPr>
       <w:r>
-        <w:t>Build a FastAPI service with endpoints for health checks and predictions.</w:t>
+        <w:t xml:space="preserve">Build a </w:t>
+      </w:r>
+      <w:proofErr w:type="spellStart"/>
+      <w:r>
+        <w:t>FastAPI</w:t>
+      </w:r>
+      <w:proofErr w:type="spellEnd"/>
+      <w:r>
+        <w:t xml:space="preserve"> service with endpoints for health checks and predictions.</w:t>
       </w:r>
     </w:p>
     <w:p>
@@ -4635,7 +5234,15 @@
         <w:t>Phase 6</w:t>
       </w:r>
       <w:r>
-        <w:t> focuses on monitoring, drift detection, and governance to ensure long-term reliability and compliance. This phase introduces automated validation for incoming data, drift tracking for features and predictions, and audit logging for traceability. The outputs ensure the system remains safe and effective as hospital operations and payer behavior evolve over time.</w:t>
+        <w:t xml:space="preserve"> focuses on monitoring, drift detection, and governance to ensure long-term reliability and compliance. This phase introduces automated validation for incoming data, drift tracking for features and predictions, and audit logging for traceability. The outputs ensure the system remains safe and effective as hospital operations and payer </w:t>
+      </w:r>
+      <w:proofErr w:type="spellStart"/>
+      <w:r>
+        <w:t>behavior</w:t>
+      </w:r>
+      <w:proofErr w:type="spellEnd"/>
+      <w:r>
+        <w:t xml:space="preserve"> evolve over time.</w:t>
       </w:r>
     </w:p>
     <w:p>
@@ -4751,7 +5358,16 @@
             <w:b/>
             <w:bCs/>
           </w:rPr>
-          <w:t>Final Phase — Executive Business Presentation</w:t>
+          <w:t xml:space="preserve">Final Phase — Executive Business </w:t>
+        </w:r>
+        <w:proofErr w:type="spellStart"/>
+        <w:r>
+          <w:rPr>
+            <w:rStyle w:val="Hyperlink"/>
+            <w:b/>
+            <w:bCs/>
+          </w:rPr>
+          <w:t>Presentation</w:t>
         </w:r>
       </w:hyperlink>
       <w:hyperlink r:id="rId18" w:history="1">
@@ -4759,7 +5375,14 @@
           <w:rPr>
             <w:rStyle w:val="Hyperlink"/>
           </w:rPr>
-          <w:t>Download Final Phase — Executive Business Presentation</w:t>
+          <w:t>Download</w:t>
+        </w:r>
+        <w:proofErr w:type="spellEnd"/>
+        <w:r>
+          <w:rPr>
+            <w:rStyle w:val="Hyperlink"/>
+          </w:rPr>
+          <w:t xml:space="preserve"> Final Phase — Executive Business Presentation</w:t>
         </w:r>
       </w:hyperlink>
     </w:p>
@@ -4772,7 +5395,15 @@
         <w:t>Final Phase</w:t>
       </w:r>
       <w:r>
-        <w:t> focuses on delivering an executive-ready business presentation that translates technical outcomes into leadership value. This phase consolidates insights from SQL, EDA, modeling, evaluation, and deployment into a narrative that quantifies operational and financial impact, explains the system architecture, and outlines governance and scaling plans. The outcome enables hospital leadership to make an informed decision to sponsor deployment and operational adoption.</w:t>
+        <w:t xml:space="preserve"> focuses on delivering an executive-ready business presentation that translates technical outcomes into leadership value. This phase consolidates insights from SQL, EDA, </w:t>
+      </w:r>
+      <w:proofErr w:type="spellStart"/>
+      <w:r>
+        <w:t>modeling</w:t>
+      </w:r>
+      <w:proofErr w:type="spellEnd"/>
+      <w:r>
+        <w:t>, evaluation, and deployment into a narrative that quantifies operational and financial impact, explains the system architecture, and outlines governance and scaling plans. The outcome enables hospital leadership to make an informed decision to sponsor deployment and operational adoption.</w:t>
       </w:r>
     </w:p>
     <w:p>
@@ -4876,7 +5507,21 @@
           <w:lang w:val="en-US"/>
         </w:rPr>
         <w:br/>
-        <w:t>• Deploy, monitor, and govern AI systems using modern MLOps practices</w:t>
+        <w:t xml:space="preserve">• Deploy, monitor, and govern AI systems using modern </w:t>
+      </w:r>
+      <w:proofErr w:type="spellStart"/>
+      <w:r>
+        <w:rPr>
+          <w:lang w:val="en-US"/>
+        </w:rPr>
+        <w:t>MLOps</w:t>
+      </w:r>
+      <w:proofErr w:type="spellEnd"/>
+      <w:r>
+        <w:rPr>
+          <w:lang w:val="en-US"/>
+        </w:rPr>
+        <w:t xml:space="preserve"> practices</w:t>
       </w:r>
       <w:r>
         <w:rPr>
@@ -5000,7 +5645,23 @@
           <w:b/>
           <w:bCs/>
         </w:rPr>
-        <w:t xml:space="preserve"> Jupyter notebooks</w:t>
+        <w:t xml:space="preserve"> </w:t>
+      </w:r>
+      <w:proofErr w:type="spellStart"/>
+      <w:r>
+        <w:rPr>
+          <w:b/>
+          <w:bCs/>
+        </w:rPr>
+        <w:t>Jupyter</w:t>
+      </w:r>
+      <w:proofErr w:type="spellEnd"/>
+      <w:r>
+        <w:rPr>
+          <w:b/>
+          <w:bCs/>
+        </w:rPr>
+        <w:t xml:space="preserve"> notebooks</w:t>
       </w:r>
     </w:p>
     <w:p>
@@ -5057,8 +5718,13 @@
           <w:numId w:val="21"/>
         </w:numPr>
       </w:pPr>
-      <w:r>
-        <w:t>FastAPI code</w:t>
+      <w:proofErr w:type="spellStart"/>
+      <w:r>
+        <w:t>FastAPI</w:t>
+      </w:r>
+      <w:proofErr w:type="spellEnd"/>
+      <w:r>
+        <w:t xml:space="preserve"> code</w:t>
       </w:r>
     </w:p>
     <w:p>
@@ -5119,8 +5785,17 @@
       </w:r>
       <w:r>
         <w:br/>
-        <w:t>feature_schema.json</w:t>
-      </w:r>
+      </w:r>
+      <w:proofErr w:type="spellStart"/>
+      <w:r>
+        <w:t>feature_</w:t>
+      </w:r>
+      <w:proofErr w:type="gramStart"/>
+      <w:r>
+        <w:t>schema.json</w:t>
+      </w:r>
+      <w:proofErr w:type="spellEnd"/>
+      <w:proofErr w:type="gramEnd"/>
       <w:r>
         <w:br/>
         <w:t>drift_summary.csv</w:t>
@@ -5625,6 +6300,51 @@
         </w:drawing>
       </w:r>
     </w:p>
+    <w:p/>
+    <w:p/>
+    <w:p/>
+    <w:p>
+      <w:r>
+        <w:drawing>
+          <wp:inline distT="0" distB="0" distL="0" distR="0" wp14:anchorId="4C2ECC3E" wp14:editId="65F576B9">
+            <wp:extent cx="5731510" cy="3232785"/>
+            <wp:effectExtent l="0" t="0" r="2540" b="5715"/>
+            <wp:docPr id="1044470819" name="Picture 1"/>
+            <wp:cNvGraphicFramePr>
+              <a:graphicFrameLocks xmlns:a="http://schemas.openxmlformats.org/drawingml/2006/main" noChangeAspect="1"/>
+            </wp:cNvGraphicFramePr>
+            <a:graphic xmlns:a="http://schemas.openxmlformats.org/drawingml/2006/main">
+              <a:graphicData uri="http://schemas.openxmlformats.org/drawingml/2006/picture">
+                <pic:pic xmlns:pic="http://schemas.openxmlformats.org/drawingml/2006/picture">
+                  <pic:nvPicPr>
+                    <pic:cNvPr id="1044470819" name=""/>
+                    <pic:cNvPicPr/>
+                  </pic:nvPicPr>
+                  <pic:blipFill>
+                    <a:blip r:embed="rId30"/>
+                    <a:stretch>
+                      <a:fillRect/>
+                    </a:stretch>
+                  </pic:blipFill>
+                  <pic:spPr>
+                    <a:xfrm>
+                      <a:off x="0" y="0"/>
+                      <a:ext cx="5731510" cy="3232785"/>
+                    </a:xfrm>
+                    <a:prstGeom prst="rect">
+                      <a:avLst/>
+                    </a:prstGeom>
+                  </pic:spPr>
+                </pic:pic>
+              </a:graphicData>
+            </a:graphic>
+          </wp:inline>
+        </w:drawing>
+      </w:r>
+    </w:p>
+    <w:p/>
+    <w:p/>
+    <w:p/>
     <w:sectPr>
       <w:pgSz w:w="11906" w:h="16838"/>
       <w:pgMar w:top="1440" w:right="1440" w:bottom="1440" w:left="1440" w:header="708" w:footer="708" w:gutter="0"/>
